--- a/A10 the vocabulary of perception and description/the vocabulary of perception and description.docx
+++ b/A10 the vocabulary of perception and description/the vocabulary of perception and description.docx
@@ -85,6 +85,32 @@
           <w:sz w:val="40"/>
           <w:szCs w:val="40"/>
         </w:rPr>
+        <w:t>Signification: Voir clair et net.</w:t>
+      </w:r>
+    </w:p>
+    <w:p>
+      <w:pPr>
+        <w:rPr>
+          <w:rFonts w:ascii="Times New Roman" w:hAnsi="Times New Roman" w:cs="Times New Roman"/>
+          <w:sz w:val="40"/>
+          <w:szCs w:val="40"/>
+        </w:rPr>
+      </w:pPr>
+    </w:p>
+    <w:p>
+      <w:pPr>
+        <w:rPr>
+          <w:rFonts w:ascii="Times New Roman" w:hAnsi="Times New Roman" w:cs="Times New Roman"/>
+          <w:sz w:val="40"/>
+          <w:szCs w:val="40"/>
+        </w:rPr>
+      </w:pPr>
+      <w:r>
+        <w:rPr>
+          <w:rFonts w:ascii="Times New Roman" w:hAnsi="Times New Roman" w:cs="Times New Roman"/>
+          <w:sz w:val="40"/>
+          <w:szCs w:val="40"/>
+        </w:rPr>
         <w:t>La vue est comme une caméra dans tes yeux: elle capture le monde en couleurs et formes nettes.</w:t>
       </w:r>
     </w:p>
@@ -146,32 +172,6 @@
           <w:rFonts w:ascii="Times New Roman" w:hAnsi="Times New Roman" w:cs="Times New Roman"/>
           <w:sz w:val="40"/>
           <w:szCs w:val="40"/>
-        </w:rPr>
-      </w:pPr>
-    </w:p>
-    <w:p>
-      <w:pPr>
-        <w:rPr>
-          <w:rFonts w:ascii="Times New Roman" w:hAnsi="Times New Roman" w:cs="Times New Roman"/>
-          <w:sz w:val="40"/>
-          <w:szCs w:val="40"/>
-        </w:rPr>
-      </w:pPr>
-      <w:r>
-        <w:rPr>
-          <w:rFonts w:ascii="Times New Roman" w:hAnsi="Times New Roman" w:cs="Times New Roman"/>
-          <w:sz w:val="40"/>
-          <w:szCs w:val="40"/>
-        </w:rPr>
-        <w:t>Signification: Voir clair et net.</w:t>
-      </w:r>
-    </w:p>
-    <w:p>
-      <w:pPr>
-        <w:rPr>
-          <w:rFonts w:ascii="Times New Roman" w:hAnsi="Times New Roman" w:cs="Times New Roman"/>
-          <w:sz w:val="40"/>
-          <w:szCs w:val="40"/>
           <w:lang w:val="en-US"/>
         </w:rPr>
       </w:pPr>
@@ -294,6 +294,33 @@
           <w:sz w:val="40"/>
           <w:szCs w:val="40"/>
         </w:rPr>
+        <w:t>Signification simple : Poser les yeux sur quelque chose.</w:t>
+      </w:r>
+    </w:p>
+    <w:p>
+      <w:pPr>
+        <w:rPr>
+          <w:rFonts w:ascii="Times New Roman" w:hAnsi="Times New Roman" w:cs="Times New Roman"/>
+          <w:sz w:val="40"/>
+          <w:szCs w:val="40"/>
+        </w:rPr>
+      </w:pPr>
+    </w:p>
+    <w:p>
+      <w:pPr>
+        <w:rPr>
+          <w:rFonts w:ascii="Times New Roman" w:hAnsi="Times New Roman" w:cs="Times New Roman"/>
+          <w:sz w:val="40"/>
+          <w:szCs w:val="40"/>
+        </w:rPr>
+      </w:pPr>
+      <w:r>
+        <w:rPr>
+          <w:rFonts w:ascii="Times New Roman" w:hAnsi="Times New Roman" w:cs="Times New Roman"/>
+          <w:sz w:val="40"/>
+          <w:szCs w:val="40"/>
+        </w:rPr>
+        <w:lastRenderedPageBreak/>
         <w:t>Imaginez vos yeux comme une lampe torche: "regarder" est balayer la lumière sur un objet pour l'examiner vite.</w:t>
       </w:r>
     </w:p>
@@ -320,60 +347,651 @@
           <w:sz w:val="40"/>
           <w:szCs w:val="40"/>
         </w:rPr>
+        <w:t>Définition : Diriger ses yeux vers quelque chose pour observer ou examiner.</w:t>
+      </w:r>
+    </w:p>
+    <w:p>
+      <w:pPr>
+        <w:rPr>
+          <w:rFonts w:ascii="Times New Roman" w:hAnsi="Times New Roman" w:cs="Times New Roman"/>
+          <w:sz w:val="40"/>
+          <w:szCs w:val="40"/>
+        </w:rPr>
+      </w:pPr>
+    </w:p>
+    <w:p>
+      <w:pPr>
+        <w:rPr>
+          <w:rFonts w:ascii="Times New Roman" w:hAnsi="Times New Roman" w:cs="Times New Roman"/>
+          <w:sz w:val="40"/>
+          <w:szCs w:val="40"/>
+        </w:rPr>
+      </w:pPr>
+      <w:r>
+        <w:rPr>
+          <w:rFonts w:ascii="Times New Roman" w:hAnsi="Times New Roman" w:cs="Times New Roman"/>
+          <w:sz w:val="40"/>
+          <w:szCs w:val="40"/>
+        </w:rPr>
+        <w:t>Exemple : Je regarde la mer depuis ma fenêtre.</w:t>
+      </w:r>
+    </w:p>
+    <w:p>
+      <w:pPr>
+        <w:rPr>
+          <w:rFonts w:ascii="Times New Roman" w:hAnsi="Times New Roman" w:cs="Times New Roman"/>
+          <w:sz w:val="40"/>
+          <w:szCs w:val="40"/>
+        </w:rPr>
+      </w:pPr>
+      <w:r>
+        <w:rPr>
+          <w:rFonts w:ascii="Times New Roman" w:hAnsi="Times New Roman" w:cs="Times New Roman"/>
+          <w:sz w:val="40"/>
+          <w:szCs w:val="40"/>
+        </w:rPr>
+        <w:t>)</w:t>
+      </w:r>
+    </w:p>
+    <w:p>
+      <w:pPr>
+        <w:rPr>
+          <w:rFonts w:ascii="Times New Roman" w:hAnsi="Times New Roman" w:cs="Times New Roman"/>
+          <w:sz w:val="40"/>
+          <w:szCs w:val="40"/>
+        </w:rPr>
+      </w:pPr>
+    </w:p>
+    <w:p>
+      <w:pPr>
+        <w:rPr>
+          <w:rFonts w:ascii="Times New Roman" w:hAnsi="Times New Roman" w:cs="Times New Roman"/>
+          <w:sz w:val="40"/>
+          <w:szCs w:val="40"/>
+        </w:rPr>
+      </w:pPr>
+    </w:p>
+    <w:p>
+      <w:pPr>
+        <w:rPr>
+          <w:rFonts w:ascii="Times New Roman" w:hAnsi="Times New Roman" w:cs="Times New Roman"/>
+          <w:sz w:val="40"/>
+          <w:szCs w:val="40"/>
+        </w:rPr>
+      </w:pPr>
+      <w:r>
+        <w:rPr>
+          <w:rFonts w:ascii="Times New Roman" w:hAnsi="Times New Roman" w:cs="Times New Roman"/>
+          <w:sz w:val="40"/>
+          <w:szCs w:val="40"/>
+        </w:rPr>
+        <w:t xml:space="preserve">jeter un coup d'oeil    : </w:t>
+      </w:r>
+    </w:p>
+    <w:p>
+      <w:pPr>
+        <w:rPr>
+          <w:rFonts w:ascii="Times New Roman" w:hAnsi="Times New Roman" w:cs="Times New Roman"/>
+          <w:sz w:val="40"/>
+          <w:szCs w:val="40"/>
+        </w:rPr>
+      </w:pPr>
+    </w:p>
+    <w:p>
+      <w:pPr>
+        <w:rPr>
+          <w:rFonts w:ascii="Times New Roman" w:hAnsi="Times New Roman" w:cs="Times New Roman"/>
+          <w:sz w:val="40"/>
+          <w:szCs w:val="40"/>
+        </w:rPr>
+      </w:pPr>
+    </w:p>
+    <w:p>
+      <w:pPr>
+        <w:rPr>
+          <w:rFonts w:ascii="Times New Roman" w:hAnsi="Times New Roman" w:cs="Times New Roman"/>
+          <w:sz w:val="40"/>
+          <w:szCs w:val="40"/>
+        </w:rPr>
+      </w:pPr>
+      <w:r>
+        <w:rPr>
+          <w:rFonts w:ascii="Times New Roman" w:hAnsi="Times New Roman" w:cs="Times New Roman"/>
+          <w:sz w:val="40"/>
+          <w:szCs w:val="40"/>
+        </w:rPr>
+        <w:t>to have a look</w:t>
+      </w:r>
+    </w:p>
+    <w:p>
+      <w:pPr>
+        <w:rPr>
+          <w:rFonts w:ascii="Times New Roman" w:hAnsi="Times New Roman" w:cs="Times New Roman"/>
+          <w:sz w:val="40"/>
+          <w:szCs w:val="40"/>
+        </w:rPr>
+      </w:pPr>
+      <w:r>
+        <w:rPr>
+          <w:rFonts w:ascii="Times New Roman" w:hAnsi="Times New Roman" w:cs="Times New Roman"/>
+          <w:sz w:val="40"/>
+          <w:szCs w:val="40"/>
+        </w:rPr>
+        <w:t>(</w:t>
+      </w:r>
+    </w:p>
+    <w:p>
+      <w:pPr>
+        <w:rPr>
+          <w:rFonts w:ascii="Times New Roman" w:hAnsi="Times New Roman" w:cs="Times New Roman"/>
+          <w:sz w:val="40"/>
+          <w:szCs w:val="40"/>
+        </w:rPr>
+      </w:pPr>
+      <w:r>
+        <w:rPr>
+          <w:rFonts w:ascii="Times New Roman" w:hAnsi="Times New Roman" w:cs="Times New Roman"/>
+          <w:sz w:val="40"/>
+          <w:szCs w:val="40"/>
+        </w:rPr>
+        <w:t>Signification simple : Regarder vite.</w:t>
+      </w:r>
+    </w:p>
+    <w:p>
+      <w:pPr>
+        <w:rPr>
+          <w:rFonts w:ascii="Times New Roman" w:hAnsi="Times New Roman" w:cs="Times New Roman"/>
+          <w:sz w:val="40"/>
+          <w:szCs w:val="40"/>
+        </w:rPr>
+      </w:pPr>
+    </w:p>
+    <w:p>
+      <w:pPr>
+        <w:rPr>
+          <w:rFonts w:ascii="Times New Roman" w:hAnsi="Times New Roman" w:cs="Times New Roman"/>
+          <w:sz w:val="40"/>
+          <w:szCs w:val="40"/>
+        </w:rPr>
+      </w:pPr>
+      <w:r>
+        <w:rPr>
+          <w:rFonts w:ascii="Times New Roman" w:hAnsi="Times New Roman" w:cs="Times New Roman"/>
+          <w:sz w:val="40"/>
+          <w:szCs w:val="40"/>
+        </w:rPr>
+        <w:t>Comme un oiseau qui survole un champ d'un battement d'ailes pour repérer un ver, "jeter un coup d'œil" est un regard rapide et léger.</w:t>
+      </w:r>
+    </w:p>
+    <w:p>
+      <w:pPr>
+        <w:rPr>
+          <w:rFonts w:ascii="Times New Roman" w:hAnsi="Times New Roman" w:cs="Times New Roman"/>
+          <w:sz w:val="40"/>
+          <w:szCs w:val="40"/>
+        </w:rPr>
+      </w:pPr>
+    </w:p>
+    <w:p>
+      <w:pPr>
+        <w:rPr>
+          <w:rFonts w:ascii="Times New Roman" w:hAnsi="Times New Roman" w:cs="Times New Roman"/>
+          <w:sz w:val="40"/>
+          <w:szCs w:val="40"/>
+        </w:rPr>
+      </w:pPr>
+      <w:r>
+        <w:rPr>
+          <w:rFonts w:ascii="Times New Roman" w:hAnsi="Times New Roman" w:cs="Times New Roman"/>
+          <w:sz w:val="40"/>
+          <w:szCs w:val="40"/>
+        </w:rPr>
+        <w:t>Définition : Jeter un coup d'œil signifie regarder brièvement quelque chose.</w:t>
+      </w:r>
+    </w:p>
+    <w:p>
+      <w:pPr>
+        <w:rPr>
+          <w:rFonts w:ascii="Times New Roman" w:hAnsi="Times New Roman" w:cs="Times New Roman"/>
+          <w:sz w:val="40"/>
+          <w:szCs w:val="40"/>
+        </w:rPr>
+      </w:pPr>
+    </w:p>
+    <w:p>
+      <w:pPr>
+        <w:rPr>
+          <w:rFonts w:ascii="Times New Roman" w:hAnsi="Times New Roman" w:cs="Times New Roman"/>
+          <w:sz w:val="40"/>
+          <w:szCs w:val="40"/>
+        </w:rPr>
+      </w:pPr>
+      <w:r>
+        <w:rPr>
+          <w:rFonts w:ascii="Times New Roman" w:hAnsi="Times New Roman" w:cs="Times New Roman"/>
+          <w:sz w:val="40"/>
+          <w:szCs w:val="40"/>
+        </w:rPr>
+        <w:t>Exemple : Je vais jeter un coup d'œil à ton code avant de partir.</w:t>
+      </w:r>
+    </w:p>
+    <w:p>
+      <w:pPr>
+        <w:rPr>
+          <w:rFonts w:ascii="Times New Roman" w:hAnsi="Times New Roman" w:cs="Times New Roman"/>
+          <w:sz w:val="40"/>
+          <w:szCs w:val="40"/>
+          <w:lang w:val="en-US"/>
+        </w:rPr>
+      </w:pPr>
+      <w:r>
+        <w:rPr>
+          <w:rFonts w:ascii="Times New Roman" w:hAnsi="Times New Roman" w:cs="Times New Roman"/>
+          <w:sz w:val="40"/>
+          <w:szCs w:val="40"/>
+          <w:lang w:val="en-US"/>
+        </w:rPr>
+        <w:t>)</w:t>
+      </w:r>
+    </w:p>
+    <w:p>
+      <w:pPr>
+        <w:rPr>
+          <w:rFonts w:ascii="Times New Roman" w:hAnsi="Times New Roman" w:cs="Times New Roman"/>
+          <w:sz w:val="40"/>
+          <w:szCs w:val="40"/>
+          <w:lang w:val="en-US"/>
+        </w:rPr>
+      </w:pPr>
+    </w:p>
+    <w:p>
+      <w:pPr>
+        <w:rPr>
+          <w:rFonts w:ascii="Times New Roman" w:hAnsi="Times New Roman" w:cs="Times New Roman"/>
+          <w:sz w:val="40"/>
+          <w:szCs w:val="40"/>
+          <w:lang w:val="en-US"/>
+        </w:rPr>
+      </w:pPr>
+    </w:p>
+    <w:p>
+      <w:pPr>
+        <w:rPr>
+          <w:rFonts w:ascii="Times New Roman" w:hAnsi="Times New Roman" w:cs="Times New Roman"/>
+          <w:sz w:val="40"/>
+          <w:szCs w:val="40"/>
+          <w:lang w:val="en-US"/>
+        </w:rPr>
+      </w:pPr>
+      <w:r>
+        <w:rPr>
+          <w:rFonts w:ascii="Times New Roman" w:hAnsi="Times New Roman" w:cs="Times New Roman"/>
+          <w:sz w:val="40"/>
+          <w:szCs w:val="40"/>
+          <w:lang w:val="en-US"/>
+        </w:rPr>
+        <w:t xml:space="preserve">poser son regard sur    : </w:t>
+      </w:r>
+    </w:p>
+    <w:p>
+      <w:pPr>
+        <w:rPr>
+          <w:rFonts w:ascii="Times New Roman" w:hAnsi="Times New Roman" w:cs="Times New Roman"/>
+          <w:sz w:val="40"/>
+          <w:szCs w:val="40"/>
+          <w:lang w:val="en-US"/>
+        </w:rPr>
+      </w:pPr>
+    </w:p>
+    <w:p>
+      <w:pPr>
+        <w:rPr>
+          <w:rFonts w:ascii="Times New Roman" w:hAnsi="Times New Roman" w:cs="Times New Roman"/>
+          <w:sz w:val="40"/>
+          <w:szCs w:val="40"/>
+          <w:lang w:val="en-US"/>
+        </w:rPr>
+      </w:pPr>
+    </w:p>
+    <w:p>
+      <w:pPr>
+        <w:rPr>
+          <w:rFonts w:ascii="Times New Roman" w:hAnsi="Times New Roman" w:cs="Times New Roman"/>
+          <w:sz w:val="40"/>
+          <w:szCs w:val="40"/>
+          <w:lang w:val="en-US"/>
+        </w:rPr>
+      </w:pPr>
+      <w:r>
+        <w:rPr>
+          <w:rFonts w:ascii="Times New Roman" w:hAnsi="Times New Roman" w:cs="Times New Roman"/>
+          <w:sz w:val="40"/>
+          <w:szCs w:val="40"/>
+          <w:lang w:val="en-US"/>
+        </w:rPr>
+        <w:t>to look on</w:t>
+      </w:r>
+    </w:p>
+    <w:p>
+      <w:pPr>
+        <w:rPr>
+          <w:rFonts w:ascii="Times New Roman" w:hAnsi="Times New Roman" w:cs="Times New Roman"/>
+          <w:sz w:val="40"/>
+          <w:szCs w:val="40"/>
+        </w:rPr>
+      </w:pPr>
+      <w:r>
+        <w:rPr>
+          <w:rFonts w:ascii="Times New Roman" w:hAnsi="Times New Roman" w:cs="Times New Roman"/>
+          <w:sz w:val="40"/>
+          <w:szCs w:val="40"/>
+        </w:rPr>
+        <w:t>(</w:t>
+      </w:r>
+    </w:p>
+    <w:p>
+      <w:pPr>
+        <w:rPr>
+          <w:rFonts w:ascii="Times New Roman" w:hAnsi="Times New Roman" w:cs="Times New Roman"/>
+          <w:sz w:val="40"/>
+          <w:szCs w:val="40"/>
+        </w:rPr>
+      </w:pPr>
+      <w:r>
+        <w:rPr>
+          <w:rFonts w:ascii="Times New Roman" w:hAnsi="Times New Roman" w:cs="Times New Roman"/>
+          <w:sz w:val="40"/>
+          <w:szCs w:val="40"/>
+        </w:rPr>
+        <w:t>Signification simple : Poser les yeux dessus tranquillement.</w:t>
+      </w:r>
+    </w:p>
+    <w:p>
+      <w:pPr>
+        <w:rPr>
+          <w:rFonts w:ascii="Times New Roman" w:hAnsi="Times New Roman" w:cs="Times New Roman"/>
+          <w:sz w:val="40"/>
+          <w:szCs w:val="40"/>
+        </w:rPr>
+      </w:pPr>
+    </w:p>
+    <w:p>
+      <w:pPr>
+        <w:rPr>
+          <w:rFonts w:ascii="Times New Roman" w:hAnsi="Times New Roman" w:cs="Times New Roman"/>
+          <w:sz w:val="40"/>
+          <w:szCs w:val="40"/>
+        </w:rPr>
+      </w:pPr>
+      <w:r>
+        <w:rPr>
+          <w:rFonts w:ascii="Times New Roman" w:hAnsi="Times New Roman" w:cs="Times New Roman"/>
+          <w:sz w:val="40"/>
+          <w:szCs w:val="40"/>
+        </w:rPr>
+        <w:t>Imagine ton regard comme un papillon qui se pose doucement sur une fleur pour l'admirer sans la toucher.</w:t>
+      </w:r>
+    </w:p>
+    <w:p>
+      <w:pPr>
+        <w:rPr>
+          <w:rFonts w:ascii="Times New Roman" w:hAnsi="Times New Roman" w:cs="Times New Roman"/>
+          <w:sz w:val="40"/>
+          <w:szCs w:val="40"/>
+        </w:rPr>
+      </w:pPr>
+    </w:p>
+    <w:p>
+      <w:pPr>
+        <w:rPr>
+          <w:rFonts w:ascii="Times New Roman" w:hAnsi="Times New Roman" w:cs="Times New Roman"/>
+          <w:sz w:val="40"/>
+          <w:szCs w:val="40"/>
+        </w:rPr>
+      </w:pPr>
+      <w:r>
+        <w:rPr>
+          <w:rFonts w:ascii="Times New Roman" w:hAnsi="Times New Roman" w:cs="Times New Roman"/>
+          <w:sz w:val="40"/>
+          <w:szCs w:val="40"/>
+        </w:rPr>
+        <w:t>Définition : Diriger ses yeux sur quelque chose avec attention calme.</w:t>
+      </w:r>
+    </w:p>
+    <w:p>
+      <w:pPr>
+        <w:rPr>
+          <w:rFonts w:ascii="Times New Roman" w:hAnsi="Times New Roman" w:cs="Times New Roman"/>
+          <w:sz w:val="40"/>
+          <w:szCs w:val="40"/>
+        </w:rPr>
+      </w:pPr>
+    </w:p>
+    <w:p>
+      <w:pPr>
+        <w:rPr>
+          <w:rFonts w:ascii="Times New Roman" w:hAnsi="Times New Roman" w:cs="Times New Roman"/>
+          <w:sz w:val="40"/>
+          <w:szCs w:val="40"/>
+        </w:rPr>
+      </w:pPr>
+      <w:r>
+        <w:rPr>
+          <w:rFonts w:ascii="Times New Roman" w:hAnsi="Times New Roman" w:cs="Times New Roman"/>
+          <w:sz w:val="40"/>
+          <w:szCs w:val="40"/>
+        </w:rPr>
+        <w:t>Exemple : Elle posa son regard sur l'horizon serein.</w:t>
+      </w:r>
+    </w:p>
+    <w:p>
+      <w:pPr>
+        <w:rPr>
+          <w:rFonts w:ascii="Times New Roman" w:hAnsi="Times New Roman" w:cs="Times New Roman"/>
+          <w:sz w:val="40"/>
+          <w:szCs w:val="40"/>
+          <w:lang w:val="en-US"/>
+        </w:rPr>
+      </w:pPr>
+      <w:r>
+        <w:rPr>
+          <w:rFonts w:ascii="Times New Roman" w:hAnsi="Times New Roman" w:cs="Times New Roman"/>
+          <w:sz w:val="40"/>
+          <w:szCs w:val="40"/>
+          <w:lang w:val="en-US"/>
+        </w:rPr>
+        <w:t>)</w:t>
+      </w:r>
+    </w:p>
+    <w:p>
+      <w:pPr>
+        <w:rPr>
+          <w:rFonts w:ascii="Times New Roman" w:hAnsi="Times New Roman" w:cs="Times New Roman"/>
+          <w:sz w:val="40"/>
+          <w:szCs w:val="40"/>
+          <w:lang w:val="en-US"/>
+        </w:rPr>
+      </w:pPr>
+    </w:p>
+    <w:p>
+      <w:pPr>
+        <w:rPr>
+          <w:rFonts w:ascii="Times New Roman" w:hAnsi="Times New Roman" w:cs="Times New Roman"/>
+          <w:sz w:val="40"/>
+          <w:szCs w:val="40"/>
+          <w:lang w:val="en-US"/>
+        </w:rPr>
+      </w:pPr>
+    </w:p>
+    <w:p>
+      <w:pPr>
+        <w:rPr>
+          <w:rFonts w:ascii="Times New Roman" w:hAnsi="Times New Roman" w:cs="Times New Roman"/>
+          <w:sz w:val="40"/>
+          <w:szCs w:val="40"/>
+          <w:lang w:val="en-US"/>
+        </w:rPr>
+      </w:pPr>
+      <w:r>
+        <w:rPr>
+          <w:rFonts w:ascii="Times New Roman" w:hAnsi="Times New Roman" w:cs="Times New Roman"/>
+          <w:sz w:val="40"/>
+          <w:szCs w:val="40"/>
+          <w:lang w:val="en-US"/>
+        </w:rPr>
+        <w:t xml:space="preserve">considérer quelqu'un avec respect    : </w:t>
+      </w:r>
+    </w:p>
+    <w:p>
+      <w:pPr>
+        <w:rPr>
+          <w:rFonts w:ascii="Times New Roman" w:hAnsi="Times New Roman" w:cs="Times New Roman"/>
+          <w:sz w:val="40"/>
+          <w:szCs w:val="40"/>
+          <w:lang w:val="en-US"/>
+        </w:rPr>
+      </w:pPr>
+    </w:p>
+    <w:p>
+      <w:pPr>
+        <w:rPr>
+          <w:rFonts w:ascii="Times New Roman" w:hAnsi="Times New Roman" w:cs="Times New Roman"/>
+          <w:sz w:val="40"/>
+          <w:szCs w:val="40"/>
+          <w:lang w:val="en-US"/>
+        </w:rPr>
+      </w:pPr>
+    </w:p>
+    <w:p>
+      <w:pPr>
+        <w:rPr>
+          <w:rFonts w:ascii="Times New Roman" w:hAnsi="Times New Roman" w:cs="Times New Roman"/>
+          <w:sz w:val="40"/>
+          <w:szCs w:val="40"/>
+          <w:lang w:val="en-US"/>
+        </w:rPr>
+      </w:pPr>
+      <w:r>
+        <w:rPr>
+          <w:rFonts w:ascii="Times New Roman" w:hAnsi="Times New Roman" w:cs="Times New Roman"/>
+          <w:sz w:val="40"/>
+          <w:szCs w:val="40"/>
+          <w:lang w:val="en-US"/>
+        </w:rPr>
+        <w:t>to look up to someone</w:t>
+      </w:r>
+    </w:p>
+    <w:p>
+      <w:pPr>
+        <w:rPr>
+          <w:rFonts w:ascii="Times New Roman" w:hAnsi="Times New Roman" w:cs="Times New Roman"/>
+          <w:sz w:val="40"/>
+          <w:szCs w:val="40"/>
+        </w:rPr>
+      </w:pPr>
+      <w:r>
+        <w:rPr>
+          <w:rFonts w:ascii="Times New Roman" w:hAnsi="Times New Roman" w:cs="Times New Roman"/>
+          <w:sz w:val="40"/>
+          <w:szCs w:val="40"/>
+        </w:rPr>
+        <w:t>(</w:t>
+      </w:r>
+    </w:p>
+    <w:p>
+      <w:pPr>
+        <w:rPr>
+          <w:rFonts w:ascii="Times New Roman" w:hAnsi="Times New Roman" w:cs="Times New Roman"/>
+          <w:sz w:val="40"/>
+          <w:szCs w:val="40"/>
+        </w:rPr>
+      </w:pPr>
+      <w:r>
+        <w:rPr>
+          <w:rFonts w:ascii="Times New Roman" w:hAnsi="Times New Roman" w:cs="Times New Roman"/>
+          <w:sz w:val="40"/>
+          <w:szCs w:val="40"/>
+        </w:rPr>
+        <w:t>Signification simple : Admirer profondément avec respect.</w:t>
+      </w:r>
+    </w:p>
+    <w:p>
+      <w:pPr>
+        <w:rPr>
+          <w:rFonts w:ascii="Times New Roman" w:hAnsi="Times New Roman" w:cs="Times New Roman"/>
+          <w:sz w:val="40"/>
+          <w:szCs w:val="40"/>
+        </w:rPr>
+      </w:pPr>
+    </w:p>
+    <w:p>
+      <w:pPr>
+        <w:rPr>
+          <w:rFonts w:ascii="Times New Roman" w:hAnsi="Times New Roman" w:cs="Times New Roman"/>
+          <w:sz w:val="40"/>
+          <w:szCs w:val="40"/>
+        </w:rPr>
+      </w:pPr>
+      <w:r>
+        <w:rPr>
+          <w:rFonts w:ascii="Times New Roman" w:hAnsi="Times New Roman" w:cs="Times New Roman"/>
+          <w:sz w:val="40"/>
+          <w:szCs w:val="40"/>
+        </w:rPr>
         <w:lastRenderedPageBreak/>
-        <w:t>Définition : Diriger ses yeux vers quelque chose pour observer ou examiner.</w:t>
-      </w:r>
-    </w:p>
-    <w:p>
-      <w:pPr>
-        <w:rPr>
-          <w:rFonts w:ascii="Times New Roman" w:hAnsi="Times New Roman" w:cs="Times New Roman"/>
-          <w:sz w:val="40"/>
-          <w:szCs w:val="40"/>
-        </w:rPr>
-      </w:pPr>
-    </w:p>
-    <w:p>
-      <w:pPr>
-        <w:rPr>
-          <w:rFonts w:ascii="Times New Roman" w:hAnsi="Times New Roman" w:cs="Times New Roman"/>
-          <w:sz w:val="40"/>
-          <w:szCs w:val="40"/>
-        </w:rPr>
-      </w:pPr>
-      <w:r>
-        <w:rPr>
-          <w:rFonts w:ascii="Times New Roman" w:hAnsi="Times New Roman" w:cs="Times New Roman"/>
-          <w:sz w:val="40"/>
-          <w:szCs w:val="40"/>
-        </w:rPr>
-        <w:t>Exemple : Je regarde la mer depuis ma fenêtre.</w:t>
-      </w:r>
-    </w:p>
-    <w:p>
-      <w:pPr>
-        <w:rPr>
-          <w:rFonts w:ascii="Times New Roman" w:hAnsi="Times New Roman" w:cs="Times New Roman"/>
-          <w:sz w:val="40"/>
-          <w:szCs w:val="40"/>
-        </w:rPr>
-      </w:pPr>
-    </w:p>
-    <w:p>
-      <w:pPr>
-        <w:rPr>
-          <w:rFonts w:ascii="Times New Roman" w:hAnsi="Times New Roman" w:cs="Times New Roman"/>
-          <w:sz w:val="40"/>
-          <w:szCs w:val="40"/>
-        </w:rPr>
-      </w:pPr>
-      <w:r>
-        <w:rPr>
-          <w:rFonts w:ascii="Times New Roman" w:hAnsi="Times New Roman" w:cs="Times New Roman"/>
-          <w:sz w:val="40"/>
-          <w:szCs w:val="40"/>
-        </w:rPr>
-        <w:t>Signification simple : Poser les yeux sur quelque chose.</w:t>
+        <w:t>Voir quelqu'un comme un grand baobab majestueux qu'on admire de bas en haut, les yeux pleins de respect.</w:t>
+      </w:r>
+    </w:p>
+    <w:p>
+      <w:pPr>
+        <w:rPr>
+          <w:rFonts w:ascii="Times New Roman" w:hAnsi="Times New Roman" w:cs="Times New Roman"/>
+          <w:sz w:val="40"/>
+          <w:szCs w:val="40"/>
+        </w:rPr>
+      </w:pPr>
+    </w:p>
+    <w:p>
+      <w:pPr>
+        <w:rPr>
+          <w:rFonts w:ascii="Times New Roman" w:hAnsi="Times New Roman" w:cs="Times New Roman"/>
+          <w:sz w:val="40"/>
+          <w:szCs w:val="40"/>
+        </w:rPr>
+      </w:pPr>
+      <w:r>
+        <w:rPr>
+          <w:rFonts w:ascii="Times New Roman" w:hAnsi="Times New Roman" w:cs="Times New Roman"/>
+          <w:sz w:val="40"/>
+          <w:szCs w:val="40"/>
+        </w:rPr>
+        <w:t>Définition : Considérer avec respect signifie admirer et respecter hautement une personne pour ses qualités.</w:t>
+      </w:r>
+    </w:p>
+    <w:p>
+      <w:pPr>
+        <w:rPr>
+          <w:rFonts w:ascii="Times New Roman" w:hAnsi="Times New Roman" w:cs="Times New Roman"/>
+          <w:sz w:val="40"/>
+          <w:szCs w:val="40"/>
+        </w:rPr>
+      </w:pPr>
+    </w:p>
+    <w:p>
+      <w:pPr>
+        <w:rPr>
+          <w:rFonts w:ascii="Times New Roman" w:hAnsi="Times New Roman" w:cs="Times New Roman"/>
+          <w:sz w:val="40"/>
+          <w:szCs w:val="40"/>
+        </w:rPr>
+      </w:pPr>
+      <w:r>
+        <w:rPr>
+          <w:rFonts w:ascii="Times New Roman" w:hAnsi="Times New Roman" w:cs="Times New Roman"/>
+          <w:sz w:val="40"/>
+          <w:szCs w:val="40"/>
+        </w:rPr>
+        <w:t>Exemple : J'admire mon mentor comme un guide sage.</w:t>
       </w:r>
     </w:p>
     <w:p>
@@ -425,42 +1043,42 @@
           <w:sz w:val="40"/>
           <w:szCs w:val="40"/>
         </w:rPr>
-        <w:t xml:space="preserve">jeter un coup d'oeil    : </w:t>
-      </w:r>
-    </w:p>
-    <w:p>
-      <w:pPr>
-        <w:rPr>
-          <w:rFonts w:ascii="Times New Roman" w:hAnsi="Times New Roman" w:cs="Times New Roman"/>
-          <w:sz w:val="40"/>
-          <w:szCs w:val="40"/>
-        </w:rPr>
-      </w:pPr>
-    </w:p>
-    <w:p>
-      <w:pPr>
-        <w:rPr>
-          <w:rFonts w:ascii="Times New Roman" w:hAnsi="Times New Roman" w:cs="Times New Roman"/>
-          <w:sz w:val="40"/>
-          <w:szCs w:val="40"/>
-        </w:rPr>
-      </w:pPr>
-    </w:p>
-    <w:p>
-      <w:pPr>
-        <w:rPr>
-          <w:rFonts w:ascii="Times New Roman" w:hAnsi="Times New Roman" w:cs="Times New Roman"/>
-          <w:sz w:val="40"/>
-          <w:szCs w:val="40"/>
-        </w:rPr>
-      </w:pPr>
-      <w:r>
-        <w:rPr>
-          <w:rFonts w:ascii="Times New Roman" w:hAnsi="Times New Roman" w:cs="Times New Roman"/>
-          <w:sz w:val="40"/>
-          <w:szCs w:val="40"/>
-        </w:rPr>
-        <w:t>to have a look</w:t>
+        <w:t xml:space="preserve">regarder de haut (mépris)    : </w:t>
+      </w:r>
+    </w:p>
+    <w:p>
+      <w:pPr>
+        <w:rPr>
+          <w:rFonts w:ascii="Times New Roman" w:hAnsi="Times New Roman" w:cs="Times New Roman"/>
+          <w:sz w:val="40"/>
+          <w:szCs w:val="40"/>
+        </w:rPr>
+      </w:pPr>
+    </w:p>
+    <w:p>
+      <w:pPr>
+        <w:rPr>
+          <w:rFonts w:ascii="Times New Roman" w:hAnsi="Times New Roman" w:cs="Times New Roman"/>
+          <w:sz w:val="40"/>
+          <w:szCs w:val="40"/>
+        </w:rPr>
+      </w:pPr>
+    </w:p>
+    <w:p>
+      <w:pPr>
+        <w:rPr>
+          <w:rFonts w:ascii="Times New Roman" w:hAnsi="Times New Roman" w:cs="Times New Roman"/>
+          <w:sz w:val="40"/>
+          <w:szCs w:val="40"/>
+        </w:rPr>
+      </w:pPr>
+      <w:r>
+        <w:rPr>
+          <w:rFonts w:ascii="Times New Roman" w:hAnsi="Times New Roman" w:cs="Times New Roman"/>
+          <w:sz w:val="40"/>
+          <w:szCs w:val="40"/>
+        </w:rPr>
+        <w:t>to look down on</w:t>
       </w:r>
     </w:p>
     <w:p>
@@ -494,85 +1112,85 @@
           <w:sz w:val="40"/>
           <w:szCs w:val="40"/>
         </w:rPr>
-        <w:t>Comme un oiseau qui survole un champ d'un battement d'ailes pour repérer un ver, "jeter un coup d'œil" est un regard rapide et léger.</w:t>
-      </w:r>
-    </w:p>
-    <w:p>
-      <w:pPr>
-        <w:rPr>
-          <w:rFonts w:ascii="Times New Roman" w:hAnsi="Times New Roman" w:cs="Times New Roman"/>
-          <w:sz w:val="40"/>
-          <w:szCs w:val="40"/>
-        </w:rPr>
-      </w:pPr>
-    </w:p>
-    <w:p>
-      <w:pPr>
-        <w:rPr>
-          <w:rFonts w:ascii="Times New Roman" w:hAnsi="Times New Roman" w:cs="Times New Roman"/>
-          <w:sz w:val="40"/>
-          <w:szCs w:val="40"/>
-        </w:rPr>
-      </w:pPr>
-      <w:r>
-        <w:rPr>
-          <w:rFonts w:ascii="Times New Roman" w:hAnsi="Times New Roman" w:cs="Times New Roman"/>
-          <w:sz w:val="40"/>
-          <w:szCs w:val="40"/>
-        </w:rPr>
-        <w:t>Définition : Jeter un coup d'œil signifie regarder brièvement quelque chose.</w:t>
-      </w:r>
-    </w:p>
-    <w:p>
-      <w:pPr>
-        <w:rPr>
-          <w:rFonts w:ascii="Times New Roman" w:hAnsi="Times New Roman" w:cs="Times New Roman"/>
-          <w:sz w:val="40"/>
-          <w:szCs w:val="40"/>
-        </w:rPr>
-      </w:pPr>
-    </w:p>
-    <w:p>
-      <w:pPr>
-        <w:rPr>
-          <w:rFonts w:ascii="Times New Roman" w:hAnsi="Times New Roman" w:cs="Times New Roman"/>
-          <w:sz w:val="40"/>
-          <w:szCs w:val="40"/>
-        </w:rPr>
-      </w:pPr>
-      <w:r>
-        <w:rPr>
-          <w:rFonts w:ascii="Times New Roman" w:hAnsi="Times New Roman" w:cs="Times New Roman"/>
-          <w:sz w:val="40"/>
-          <w:szCs w:val="40"/>
-        </w:rPr>
-        <w:t>Exemple : Je vais jeter un coup d'œil à ton code avant de partir.</w:t>
-      </w:r>
-    </w:p>
-    <w:p>
-      <w:pPr>
-        <w:rPr>
-          <w:rFonts w:ascii="Times New Roman" w:hAnsi="Times New Roman" w:cs="Times New Roman"/>
-          <w:sz w:val="40"/>
-          <w:szCs w:val="40"/>
-        </w:rPr>
-      </w:pPr>
-    </w:p>
-    <w:p>
-      <w:pPr>
-        <w:rPr>
-          <w:rFonts w:ascii="Times New Roman" w:hAnsi="Times New Roman" w:cs="Times New Roman"/>
-          <w:sz w:val="40"/>
-          <w:szCs w:val="40"/>
-        </w:rPr>
-      </w:pPr>
-      <w:r>
-        <w:rPr>
-          <w:rFonts w:ascii="Times New Roman" w:hAnsi="Times New Roman" w:cs="Times New Roman"/>
-          <w:sz w:val="40"/>
-          <w:szCs w:val="40"/>
-        </w:rPr>
-        <w:t>Signification simple : Regarder vite.</w:t>
+        <w:t>Signification simple : Voir l'autre comme inférieur.</w:t>
+      </w:r>
+    </w:p>
+    <w:p>
+      <w:pPr>
+        <w:rPr>
+          <w:rFonts w:ascii="Times New Roman" w:hAnsi="Times New Roman" w:cs="Times New Roman"/>
+          <w:sz w:val="40"/>
+          <w:szCs w:val="40"/>
+        </w:rPr>
+      </w:pPr>
+    </w:p>
+    <w:p>
+      <w:pPr>
+        <w:rPr>
+          <w:rFonts w:ascii="Times New Roman" w:hAnsi="Times New Roman" w:cs="Times New Roman"/>
+          <w:sz w:val="40"/>
+          <w:szCs w:val="40"/>
+        </w:rPr>
+      </w:pPr>
+      <w:r>
+        <w:rPr>
+          <w:rFonts w:ascii="Times New Roman" w:hAnsi="Times New Roman" w:cs="Times New Roman"/>
+          <w:sz w:val="40"/>
+          <w:szCs w:val="40"/>
+        </w:rPr>
+        <w:t>Imagine un géant qui baisse les yeux sur une fourmi, la jugeant minuscule et insignifiante. C'est "regarder de haut" : to look down on.</w:t>
+      </w:r>
+    </w:p>
+    <w:p>
+      <w:pPr>
+        <w:rPr>
+          <w:rFonts w:ascii="Times New Roman" w:hAnsi="Times New Roman" w:cs="Times New Roman"/>
+          <w:sz w:val="40"/>
+          <w:szCs w:val="40"/>
+        </w:rPr>
+      </w:pPr>
+    </w:p>
+    <w:p>
+      <w:pPr>
+        <w:rPr>
+          <w:rFonts w:ascii="Times New Roman" w:hAnsi="Times New Roman" w:cs="Times New Roman"/>
+          <w:sz w:val="40"/>
+          <w:szCs w:val="40"/>
+        </w:rPr>
+      </w:pPr>
+      <w:r>
+        <w:rPr>
+          <w:rFonts w:ascii="Times New Roman" w:hAnsi="Times New Roman" w:cs="Times New Roman"/>
+          <w:sz w:val="40"/>
+          <w:szCs w:val="40"/>
+        </w:rPr>
+        <w:t>Définition : Considérer quelqu'un avec mépris, comme inférieur.</w:t>
+      </w:r>
+    </w:p>
+    <w:p>
+      <w:pPr>
+        <w:rPr>
+          <w:rFonts w:ascii="Times New Roman" w:hAnsi="Times New Roman" w:cs="Times New Roman"/>
+          <w:sz w:val="40"/>
+          <w:szCs w:val="40"/>
+        </w:rPr>
+      </w:pPr>
+    </w:p>
+    <w:p>
+      <w:pPr>
+        <w:rPr>
+          <w:rFonts w:ascii="Times New Roman" w:hAnsi="Times New Roman" w:cs="Times New Roman"/>
+          <w:sz w:val="40"/>
+          <w:szCs w:val="40"/>
+        </w:rPr>
+      </w:pPr>
+      <w:r>
+        <w:rPr>
+          <w:rFonts w:ascii="Times New Roman" w:hAnsi="Times New Roman" w:cs="Times New Roman"/>
+          <w:sz w:val="40"/>
+          <w:szCs w:val="40"/>
+        </w:rPr>
+        <w:t>Exemple : Il regarde de haut les pauvres, croyant être supérieur.</w:t>
       </w:r>
     </w:p>
     <w:p>
@@ -624,42 +1242,42 @@
           <w:sz w:val="40"/>
           <w:szCs w:val="40"/>
         </w:rPr>
-        <w:t xml:space="preserve">poser son regard sur    : </w:t>
-      </w:r>
-    </w:p>
-    <w:p>
-      <w:pPr>
-        <w:rPr>
-          <w:rFonts w:ascii="Times New Roman" w:hAnsi="Times New Roman" w:cs="Times New Roman"/>
-          <w:sz w:val="40"/>
-          <w:szCs w:val="40"/>
-        </w:rPr>
-      </w:pPr>
-    </w:p>
-    <w:p>
-      <w:pPr>
-        <w:rPr>
-          <w:rFonts w:ascii="Times New Roman" w:hAnsi="Times New Roman" w:cs="Times New Roman"/>
-          <w:sz w:val="40"/>
-          <w:szCs w:val="40"/>
-        </w:rPr>
-      </w:pPr>
-    </w:p>
-    <w:p>
-      <w:pPr>
-        <w:rPr>
-          <w:rFonts w:ascii="Times New Roman" w:hAnsi="Times New Roman" w:cs="Times New Roman"/>
-          <w:sz w:val="40"/>
-          <w:szCs w:val="40"/>
-        </w:rPr>
-      </w:pPr>
-      <w:r>
-        <w:rPr>
-          <w:rFonts w:ascii="Times New Roman" w:hAnsi="Times New Roman" w:cs="Times New Roman"/>
-          <w:sz w:val="40"/>
-          <w:szCs w:val="40"/>
-        </w:rPr>
-        <w:t>to look on</w:t>
+        <w:t xml:space="preserve">baisser les yeux (vers)    : </w:t>
+      </w:r>
+    </w:p>
+    <w:p>
+      <w:pPr>
+        <w:rPr>
+          <w:rFonts w:ascii="Times New Roman" w:hAnsi="Times New Roman" w:cs="Times New Roman"/>
+          <w:sz w:val="40"/>
+          <w:szCs w:val="40"/>
+        </w:rPr>
+      </w:pPr>
+    </w:p>
+    <w:p>
+      <w:pPr>
+        <w:rPr>
+          <w:rFonts w:ascii="Times New Roman" w:hAnsi="Times New Roman" w:cs="Times New Roman"/>
+          <w:sz w:val="40"/>
+          <w:szCs w:val="40"/>
+        </w:rPr>
+      </w:pPr>
+    </w:p>
+    <w:p>
+      <w:pPr>
+        <w:rPr>
+          <w:rFonts w:ascii="Times New Roman" w:hAnsi="Times New Roman" w:cs="Times New Roman"/>
+          <w:sz w:val="40"/>
+          <w:szCs w:val="40"/>
+        </w:rPr>
+      </w:pPr>
+      <w:r>
+        <w:rPr>
+          <w:rFonts w:ascii="Times New Roman" w:hAnsi="Times New Roman" w:cs="Times New Roman"/>
+          <w:sz w:val="40"/>
+          <w:szCs w:val="40"/>
+        </w:rPr>
+        <w:t>to look down (at)</w:t>
       </w:r>
     </w:p>
     <w:p>
@@ -693,102 +1311,100 @@
           <w:sz w:val="40"/>
           <w:szCs w:val="40"/>
         </w:rPr>
-        <w:t>Imagine ton regard comme un papillon qui se pose doucement sur une fleur pour l'admirer sans la toucher.</w:t>
-      </w:r>
-    </w:p>
-    <w:p>
-      <w:pPr>
-        <w:rPr>
-          <w:rFonts w:ascii="Times New Roman" w:hAnsi="Times New Roman" w:cs="Times New Roman"/>
-          <w:sz w:val="40"/>
-          <w:szCs w:val="40"/>
-        </w:rPr>
-      </w:pPr>
-    </w:p>
-    <w:p>
-      <w:pPr>
-        <w:rPr>
-          <w:rFonts w:ascii="Times New Roman" w:hAnsi="Times New Roman" w:cs="Times New Roman"/>
-          <w:sz w:val="40"/>
-          <w:szCs w:val="40"/>
-        </w:rPr>
-      </w:pPr>
-      <w:r>
-        <w:rPr>
-          <w:rFonts w:ascii="Times New Roman" w:hAnsi="Times New Roman" w:cs="Times New Roman"/>
-          <w:sz w:val="40"/>
-          <w:szCs w:val="40"/>
-        </w:rPr>
-        <w:t>Définition : Diriger ses yeux sur quelque chose avec attention calme.</w:t>
-      </w:r>
-    </w:p>
-    <w:p>
-      <w:pPr>
-        <w:rPr>
-          <w:rFonts w:ascii="Times New Roman" w:hAnsi="Times New Roman" w:cs="Times New Roman"/>
-          <w:sz w:val="40"/>
-          <w:szCs w:val="40"/>
-        </w:rPr>
-      </w:pPr>
-    </w:p>
-    <w:p>
-      <w:pPr>
-        <w:rPr>
-          <w:rFonts w:ascii="Times New Roman" w:hAnsi="Times New Roman" w:cs="Times New Roman"/>
-          <w:sz w:val="40"/>
-          <w:szCs w:val="40"/>
-        </w:rPr>
-      </w:pPr>
-      <w:r>
-        <w:rPr>
-          <w:rFonts w:ascii="Times New Roman" w:hAnsi="Times New Roman" w:cs="Times New Roman"/>
-          <w:sz w:val="40"/>
-          <w:szCs w:val="40"/>
-        </w:rPr>
-        <w:t>Exemple : Elle posa son regard sur l'horizon serein.</w:t>
-      </w:r>
-    </w:p>
-    <w:p>
-      <w:pPr>
-        <w:rPr>
-          <w:rFonts w:ascii="Times New Roman" w:hAnsi="Times New Roman" w:cs="Times New Roman"/>
-          <w:sz w:val="40"/>
-          <w:szCs w:val="40"/>
-        </w:rPr>
-      </w:pPr>
-    </w:p>
-    <w:p>
-      <w:pPr>
-        <w:rPr>
-          <w:rFonts w:ascii="Times New Roman" w:hAnsi="Times New Roman" w:cs="Times New Roman"/>
-          <w:sz w:val="40"/>
-          <w:szCs w:val="40"/>
-        </w:rPr>
-      </w:pPr>
-      <w:r>
-        <w:rPr>
-          <w:rFonts w:ascii="Times New Roman" w:hAnsi="Times New Roman" w:cs="Times New Roman"/>
-          <w:sz w:val="40"/>
-          <w:szCs w:val="40"/>
-        </w:rPr>
-        <w:t>Signification simple : Poser les yeux dessus tranquillement.</w:t>
-      </w:r>
-    </w:p>
-    <w:p>
-      <w:pPr>
-        <w:rPr>
-          <w:rFonts w:ascii="Times New Roman" w:hAnsi="Times New Roman" w:cs="Times New Roman"/>
-          <w:sz w:val="40"/>
-          <w:szCs w:val="40"/>
-          <w:lang w:val="en-US"/>
-        </w:rPr>
-      </w:pPr>
-      <w:r>
-        <w:rPr>
-          <w:rFonts w:ascii="Times New Roman" w:hAnsi="Times New Roman" w:cs="Times New Roman"/>
-          <w:sz w:val="40"/>
-          <w:szCs w:val="40"/>
-          <w:lang w:val="en-US"/>
+        <w:t>Signification: Regarder en bas simplement.</w:t>
+      </w:r>
+    </w:p>
+    <w:p>
+      <w:pPr>
+        <w:rPr>
+          <w:rFonts w:ascii="Times New Roman" w:hAnsi="Times New Roman" w:cs="Times New Roman"/>
+          <w:sz w:val="40"/>
+          <w:szCs w:val="40"/>
+        </w:rPr>
+      </w:pPr>
+    </w:p>
+    <w:p>
+      <w:pPr>
+        <w:rPr>
+          <w:rFonts w:ascii="Times New Roman" w:hAnsi="Times New Roman" w:cs="Times New Roman"/>
+          <w:sz w:val="40"/>
+          <w:szCs w:val="40"/>
+        </w:rPr>
+      </w:pPr>
+      <w:r>
+        <w:rPr>
+          <w:rFonts w:ascii="Times New Roman" w:hAnsi="Times New Roman" w:cs="Times New Roman"/>
+          <w:sz w:val="40"/>
+          <w:szCs w:val="40"/>
+        </w:rPr>
+        <w:t>Imagine tes yeux comme des projecteurs: baisser les yeux les dirige vers le sol ou un objet bas, au lieu de scruter l'horizon.</w:t>
+      </w:r>
+    </w:p>
+    <w:p>
+      <w:pPr>
+        <w:rPr>
+          <w:rFonts w:ascii="Times New Roman" w:hAnsi="Times New Roman" w:cs="Times New Roman"/>
+          <w:sz w:val="40"/>
+          <w:szCs w:val="40"/>
+        </w:rPr>
+      </w:pPr>
+    </w:p>
+    <w:p>
+      <w:pPr>
+        <w:rPr>
+          <w:rFonts w:ascii="Times New Roman" w:hAnsi="Times New Roman" w:cs="Times New Roman"/>
+          <w:sz w:val="40"/>
+          <w:szCs w:val="40"/>
+        </w:rPr>
+      </w:pPr>
+      <w:r>
+        <w:rPr>
+          <w:rFonts w:ascii="Times New Roman" w:hAnsi="Times New Roman" w:cs="Times New Roman"/>
+          <w:sz w:val="40"/>
+          <w:szCs w:val="40"/>
+        </w:rPr>
+        <w:t>Définition: Diriger le regard vers le bas, vers quelque chose en dessous.</w:t>
+      </w:r>
+    </w:p>
+    <w:p>
+      <w:pPr>
+        <w:rPr>
+          <w:rFonts w:ascii="Times New Roman" w:hAnsi="Times New Roman" w:cs="Times New Roman"/>
+          <w:sz w:val="40"/>
+          <w:szCs w:val="40"/>
+        </w:rPr>
+      </w:pPr>
+    </w:p>
+    <w:p>
+      <w:pPr>
+        <w:rPr>
+          <w:rFonts w:ascii="Times New Roman" w:hAnsi="Times New Roman" w:cs="Times New Roman"/>
+          <w:sz w:val="40"/>
+          <w:szCs w:val="40"/>
+        </w:rPr>
+      </w:pPr>
+      <w:r>
+        <w:rPr>
+          <w:rFonts w:ascii="Times New Roman" w:hAnsi="Times New Roman" w:cs="Times New Roman"/>
+          <w:sz w:val="40"/>
+          <w:szCs w:val="40"/>
+        </w:rPr>
+        <w:t>Exemple: Elle baissa les yeux vers son téléphone.</w:t>
+      </w:r>
+    </w:p>
+    <w:p>
+      <w:pPr>
+        <w:rPr>
+          <w:rFonts w:ascii="Times New Roman" w:hAnsi="Times New Roman" w:cs="Times New Roman"/>
+          <w:sz w:val="40"/>
+          <w:szCs w:val="40"/>
+        </w:rPr>
+      </w:pPr>
+      <w:r>
+        <w:rPr>
+          <w:rFonts w:ascii="Times New Roman" w:hAnsi="Times New Roman" w:cs="Times New Roman"/>
+          <w:sz w:val="40"/>
+          <w:szCs w:val="40"/>
         </w:rPr>
         <w:t>)</w:t>
       </w:r>
@@ -799,76 +1415,68 @@
           <w:rFonts w:ascii="Times New Roman" w:hAnsi="Times New Roman" w:cs="Times New Roman"/>
           <w:sz w:val="40"/>
           <w:szCs w:val="40"/>
-          <w:lang w:val="en-US"/>
-        </w:rPr>
-      </w:pPr>
-    </w:p>
-    <w:p>
-      <w:pPr>
-        <w:rPr>
-          <w:rFonts w:ascii="Times New Roman" w:hAnsi="Times New Roman" w:cs="Times New Roman"/>
-          <w:sz w:val="40"/>
-          <w:szCs w:val="40"/>
-          <w:lang w:val="en-US"/>
-        </w:rPr>
-      </w:pPr>
-    </w:p>
-    <w:p>
-      <w:pPr>
-        <w:rPr>
-          <w:rFonts w:ascii="Times New Roman" w:hAnsi="Times New Roman" w:cs="Times New Roman"/>
-          <w:sz w:val="40"/>
-          <w:szCs w:val="40"/>
-          <w:lang w:val="en-US"/>
-        </w:rPr>
-      </w:pPr>
-      <w:r>
-        <w:rPr>
-          <w:rFonts w:ascii="Times New Roman" w:hAnsi="Times New Roman" w:cs="Times New Roman"/>
-          <w:sz w:val="40"/>
-          <w:szCs w:val="40"/>
-          <w:lang w:val="en-US"/>
-        </w:rPr>
-        <w:t xml:space="preserve">considérer quelqu'un avec respect    : </w:t>
-      </w:r>
-    </w:p>
-    <w:p>
-      <w:pPr>
-        <w:rPr>
-          <w:rFonts w:ascii="Times New Roman" w:hAnsi="Times New Roman" w:cs="Times New Roman"/>
-          <w:sz w:val="40"/>
-          <w:szCs w:val="40"/>
-          <w:lang w:val="en-US"/>
-        </w:rPr>
-      </w:pPr>
-    </w:p>
-    <w:p>
-      <w:pPr>
-        <w:rPr>
-          <w:rFonts w:ascii="Times New Roman" w:hAnsi="Times New Roman" w:cs="Times New Roman"/>
-          <w:sz w:val="40"/>
-          <w:szCs w:val="40"/>
-          <w:lang w:val="en-US"/>
-        </w:rPr>
-      </w:pPr>
-    </w:p>
-    <w:p>
-      <w:pPr>
-        <w:rPr>
-          <w:rFonts w:ascii="Times New Roman" w:hAnsi="Times New Roman" w:cs="Times New Roman"/>
-          <w:sz w:val="40"/>
-          <w:szCs w:val="40"/>
-          <w:lang w:val="en-US"/>
-        </w:rPr>
-      </w:pPr>
-      <w:r>
-        <w:rPr>
-          <w:rFonts w:ascii="Times New Roman" w:hAnsi="Times New Roman" w:cs="Times New Roman"/>
-          <w:sz w:val="40"/>
-          <w:szCs w:val="40"/>
-          <w:lang w:val="en-US"/>
-        </w:rPr>
-        <w:t>to look up to someone</w:t>
+        </w:rPr>
+      </w:pPr>
+    </w:p>
+    <w:p>
+      <w:pPr>
+        <w:rPr>
+          <w:rFonts w:ascii="Times New Roman" w:hAnsi="Times New Roman" w:cs="Times New Roman"/>
+          <w:sz w:val="40"/>
+          <w:szCs w:val="40"/>
+        </w:rPr>
+      </w:pPr>
+    </w:p>
+    <w:p>
+      <w:pPr>
+        <w:rPr>
+          <w:rFonts w:ascii="Times New Roman" w:hAnsi="Times New Roman" w:cs="Times New Roman"/>
+          <w:sz w:val="40"/>
+          <w:szCs w:val="40"/>
+        </w:rPr>
+      </w:pPr>
+      <w:r>
+        <w:rPr>
+          <w:rFonts w:ascii="Times New Roman" w:hAnsi="Times New Roman" w:cs="Times New Roman"/>
+          <w:sz w:val="40"/>
+          <w:szCs w:val="40"/>
+        </w:rPr>
+        <w:t xml:space="preserve">chercher    : </w:t>
+      </w:r>
+    </w:p>
+    <w:p>
+      <w:pPr>
+        <w:rPr>
+          <w:rFonts w:ascii="Times New Roman" w:hAnsi="Times New Roman" w:cs="Times New Roman"/>
+          <w:sz w:val="40"/>
+          <w:szCs w:val="40"/>
+        </w:rPr>
+      </w:pPr>
+    </w:p>
+    <w:p>
+      <w:pPr>
+        <w:rPr>
+          <w:rFonts w:ascii="Times New Roman" w:hAnsi="Times New Roman" w:cs="Times New Roman"/>
+          <w:sz w:val="40"/>
+          <w:szCs w:val="40"/>
+        </w:rPr>
+      </w:pPr>
+    </w:p>
+    <w:p>
+      <w:pPr>
+        <w:rPr>
+          <w:rFonts w:ascii="Times New Roman" w:hAnsi="Times New Roman" w:cs="Times New Roman"/>
+          <w:sz w:val="40"/>
+          <w:szCs w:val="40"/>
+        </w:rPr>
+      </w:pPr>
+      <w:r>
+        <w:rPr>
+          <w:rFonts w:ascii="Times New Roman" w:hAnsi="Times New Roman" w:cs="Times New Roman"/>
+          <w:sz w:val="40"/>
+          <w:szCs w:val="40"/>
+        </w:rPr>
+        <w:t>to look for - to look up</w:t>
       </w:r>
     </w:p>
     <w:p>
@@ -902,7 +1510,7 @@
           <w:sz w:val="40"/>
           <w:szCs w:val="40"/>
         </w:rPr>
-        <w:t>Voir quelqu'un comme un grand baobab majestueux qu'on admire de bas en haut, les yeux pleins de respect.</w:t>
+        <w:t>Signification simple : Regarder pour trouver.</w:t>
       </w:r>
     </w:p>
     <w:p>
@@ -929,59 +1537,59 @@
           <w:szCs w:val="40"/>
         </w:rPr>
         <w:lastRenderedPageBreak/>
-        <w:t>Définition : Considérer avec respect signifie admirer et respecter hautement une personne pour ses qualités.</w:t>
-      </w:r>
-    </w:p>
-    <w:p>
-      <w:pPr>
-        <w:rPr>
-          <w:rFonts w:ascii="Times New Roman" w:hAnsi="Times New Roman" w:cs="Times New Roman"/>
-          <w:sz w:val="40"/>
-          <w:szCs w:val="40"/>
-        </w:rPr>
-      </w:pPr>
-    </w:p>
-    <w:p>
-      <w:pPr>
-        <w:rPr>
-          <w:rFonts w:ascii="Times New Roman" w:hAnsi="Times New Roman" w:cs="Times New Roman"/>
-          <w:sz w:val="40"/>
-          <w:szCs w:val="40"/>
-        </w:rPr>
-      </w:pPr>
-      <w:r>
-        <w:rPr>
-          <w:rFonts w:ascii="Times New Roman" w:hAnsi="Times New Roman" w:cs="Times New Roman"/>
-          <w:sz w:val="40"/>
-          <w:szCs w:val="40"/>
-        </w:rPr>
-        <w:t>Exemple : J'admire mon mentor comme un guide sage.</w:t>
-      </w:r>
-    </w:p>
-    <w:p>
-      <w:pPr>
-        <w:rPr>
-          <w:rFonts w:ascii="Times New Roman" w:hAnsi="Times New Roman" w:cs="Times New Roman"/>
-          <w:sz w:val="40"/>
-          <w:szCs w:val="40"/>
-        </w:rPr>
-      </w:pPr>
-    </w:p>
-    <w:p>
-      <w:pPr>
-        <w:rPr>
-          <w:rFonts w:ascii="Times New Roman" w:hAnsi="Times New Roman" w:cs="Times New Roman"/>
-          <w:sz w:val="40"/>
-          <w:szCs w:val="40"/>
-        </w:rPr>
-      </w:pPr>
-      <w:r>
-        <w:rPr>
-          <w:rFonts w:ascii="Times New Roman" w:hAnsi="Times New Roman" w:cs="Times New Roman"/>
-          <w:sz w:val="40"/>
-          <w:szCs w:val="40"/>
-        </w:rPr>
-        <w:t>Signification simple : Admirer profondément avec respect.</w:t>
+        <w:t>Comme un détective qui fouille une scène de crime avec ses yeux pour dénicher l'indice caché, "chercher" scrute le monde visuel.</w:t>
+      </w:r>
+    </w:p>
+    <w:p>
+      <w:pPr>
+        <w:rPr>
+          <w:rFonts w:ascii="Times New Roman" w:hAnsi="Times New Roman" w:cs="Times New Roman"/>
+          <w:sz w:val="40"/>
+          <w:szCs w:val="40"/>
+        </w:rPr>
+      </w:pPr>
+    </w:p>
+    <w:p>
+      <w:pPr>
+        <w:rPr>
+          <w:rFonts w:ascii="Times New Roman" w:hAnsi="Times New Roman" w:cs="Times New Roman"/>
+          <w:sz w:val="40"/>
+          <w:szCs w:val="40"/>
+        </w:rPr>
+      </w:pPr>
+      <w:r>
+        <w:rPr>
+          <w:rFonts w:ascii="Times New Roman" w:hAnsi="Times New Roman" w:cs="Times New Roman"/>
+          <w:sz w:val="40"/>
+          <w:szCs w:val="40"/>
+        </w:rPr>
+        <w:t>Définition : Diriger son regard pour trouver ou repérer quelque chose de spécifique.</w:t>
+      </w:r>
+    </w:p>
+    <w:p>
+      <w:pPr>
+        <w:rPr>
+          <w:rFonts w:ascii="Times New Roman" w:hAnsi="Times New Roman" w:cs="Times New Roman"/>
+          <w:sz w:val="40"/>
+          <w:szCs w:val="40"/>
+        </w:rPr>
+      </w:pPr>
+    </w:p>
+    <w:p>
+      <w:pPr>
+        <w:rPr>
+          <w:rFonts w:ascii="Times New Roman" w:hAnsi="Times New Roman" w:cs="Times New Roman"/>
+          <w:sz w:val="40"/>
+          <w:szCs w:val="40"/>
+        </w:rPr>
+      </w:pPr>
+      <w:r>
+        <w:rPr>
+          <w:rFonts w:ascii="Times New Roman" w:hAnsi="Times New Roman" w:cs="Times New Roman"/>
+          <w:sz w:val="40"/>
+          <w:szCs w:val="40"/>
+        </w:rPr>
+        <w:t>Exemple : Je cherche mes lunettes sur la table.</w:t>
       </w:r>
     </w:p>
     <w:p>
@@ -1033,42 +1641,42 @@
           <w:sz w:val="40"/>
           <w:szCs w:val="40"/>
         </w:rPr>
-        <w:t xml:space="preserve">regarder de haut (mépris)    : </w:t>
-      </w:r>
-    </w:p>
-    <w:p>
-      <w:pPr>
-        <w:rPr>
-          <w:rFonts w:ascii="Times New Roman" w:hAnsi="Times New Roman" w:cs="Times New Roman"/>
-          <w:sz w:val="40"/>
-          <w:szCs w:val="40"/>
-        </w:rPr>
-      </w:pPr>
-    </w:p>
-    <w:p>
-      <w:pPr>
-        <w:rPr>
-          <w:rFonts w:ascii="Times New Roman" w:hAnsi="Times New Roman" w:cs="Times New Roman"/>
-          <w:sz w:val="40"/>
-          <w:szCs w:val="40"/>
-        </w:rPr>
-      </w:pPr>
-    </w:p>
-    <w:p>
-      <w:pPr>
-        <w:rPr>
-          <w:rFonts w:ascii="Times New Roman" w:hAnsi="Times New Roman" w:cs="Times New Roman"/>
-          <w:sz w:val="40"/>
-          <w:szCs w:val="40"/>
-        </w:rPr>
-      </w:pPr>
-      <w:r>
-        <w:rPr>
-          <w:rFonts w:ascii="Times New Roman" w:hAnsi="Times New Roman" w:cs="Times New Roman"/>
-          <w:sz w:val="40"/>
-          <w:szCs w:val="40"/>
-        </w:rPr>
-        <w:t>to look down on</w:t>
+        <w:t xml:space="preserve">guetter    : </w:t>
+      </w:r>
+    </w:p>
+    <w:p>
+      <w:pPr>
+        <w:rPr>
+          <w:rFonts w:ascii="Times New Roman" w:hAnsi="Times New Roman" w:cs="Times New Roman"/>
+          <w:sz w:val="40"/>
+          <w:szCs w:val="40"/>
+        </w:rPr>
+      </w:pPr>
+    </w:p>
+    <w:p>
+      <w:pPr>
+        <w:rPr>
+          <w:rFonts w:ascii="Times New Roman" w:hAnsi="Times New Roman" w:cs="Times New Roman"/>
+          <w:sz w:val="40"/>
+          <w:szCs w:val="40"/>
+        </w:rPr>
+      </w:pPr>
+    </w:p>
+    <w:p>
+      <w:pPr>
+        <w:rPr>
+          <w:rFonts w:ascii="Times New Roman" w:hAnsi="Times New Roman" w:cs="Times New Roman"/>
+          <w:sz w:val="40"/>
+          <w:szCs w:val="40"/>
+        </w:rPr>
+      </w:pPr>
+      <w:r>
+        <w:rPr>
+          <w:rFonts w:ascii="Times New Roman" w:hAnsi="Times New Roman" w:cs="Times New Roman"/>
+          <w:sz w:val="40"/>
+          <w:szCs w:val="40"/>
+        </w:rPr>
+        <w:t>to look out</w:t>
       </w:r>
     </w:p>
     <w:p>
@@ -1102,85 +1710,85 @@
           <w:sz w:val="40"/>
           <w:szCs w:val="40"/>
         </w:rPr>
-        <w:t>Imagine un géant qui baisse les yeux sur une fourmi, la jugeant minuscule et insignifiante. C'est "regarder de haut" : to look down on.</w:t>
-      </w:r>
-    </w:p>
-    <w:p>
-      <w:pPr>
-        <w:rPr>
-          <w:rFonts w:ascii="Times New Roman" w:hAnsi="Times New Roman" w:cs="Times New Roman"/>
-          <w:sz w:val="40"/>
-          <w:szCs w:val="40"/>
-        </w:rPr>
-      </w:pPr>
-    </w:p>
-    <w:p>
-      <w:pPr>
-        <w:rPr>
-          <w:rFonts w:ascii="Times New Roman" w:hAnsi="Times New Roman" w:cs="Times New Roman"/>
-          <w:sz w:val="40"/>
-          <w:szCs w:val="40"/>
-        </w:rPr>
-      </w:pPr>
-      <w:r>
-        <w:rPr>
-          <w:rFonts w:ascii="Times New Roman" w:hAnsi="Times New Roman" w:cs="Times New Roman"/>
-          <w:sz w:val="40"/>
-          <w:szCs w:val="40"/>
-        </w:rPr>
-        <w:t>Définition : Considérer quelqu'un avec mépris, comme inférieur.</w:t>
-      </w:r>
-    </w:p>
-    <w:p>
-      <w:pPr>
-        <w:rPr>
-          <w:rFonts w:ascii="Times New Roman" w:hAnsi="Times New Roman" w:cs="Times New Roman"/>
-          <w:sz w:val="40"/>
-          <w:szCs w:val="40"/>
-        </w:rPr>
-      </w:pPr>
-    </w:p>
-    <w:p>
-      <w:pPr>
-        <w:rPr>
-          <w:rFonts w:ascii="Times New Roman" w:hAnsi="Times New Roman" w:cs="Times New Roman"/>
-          <w:sz w:val="40"/>
-          <w:szCs w:val="40"/>
-        </w:rPr>
-      </w:pPr>
-      <w:r>
-        <w:rPr>
-          <w:rFonts w:ascii="Times New Roman" w:hAnsi="Times New Roman" w:cs="Times New Roman"/>
-          <w:sz w:val="40"/>
-          <w:szCs w:val="40"/>
-        </w:rPr>
-        <w:t>Exemple : Il regarde de haut les pauvres, croyant être supérieur.</w:t>
-      </w:r>
-    </w:p>
-    <w:p>
-      <w:pPr>
-        <w:rPr>
-          <w:rFonts w:ascii="Times New Roman" w:hAnsi="Times New Roman" w:cs="Times New Roman"/>
-          <w:sz w:val="40"/>
-          <w:szCs w:val="40"/>
-        </w:rPr>
-      </w:pPr>
-    </w:p>
-    <w:p>
-      <w:pPr>
-        <w:rPr>
-          <w:rFonts w:ascii="Times New Roman" w:hAnsi="Times New Roman" w:cs="Times New Roman"/>
-          <w:sz w:val="40"/>
-          <w:szCs w:val="40"/>
-        </w:rPr>
-      </w:pPr>
-      <w:r>
-        <w:rPr>
-          <w:rFonts w:ascii="Times New Roman" w:hAnsi="Times New Roman" w:cs="Times New Roman"/>
-          <w:sz w:val="40"/>
-          <w:szCs w:val="40"/>
-        </w:rPr>
-        <w:t>Signification simple : Voir l'autre comme inférieur.</w:t>
+        <w:t>Signification simple : Regarder en attendant patiemment.</w:t>
+      </w:r>
+    </w:p>
+    <w:p>
+      <w:pPr>
+        <w:rPr>
+          <w:rFonts w:ascii="Times New Roman" w:hAnsi="Times New Roman" w:cs="Times New Roman"/>
+          <w:sz w:val="40"/>
+          <w:szCs w:val="40"/>
+        </w:rPr>
+      </w:pPr>
+    </w:p>
+    <w:p>
+      <w:pPr>
+        <w:rPr>
+          <w:rFonts w:ascii="Times New Roman" w:hAnsi="Times New Roman" w:cs="Times New Roman"/>
+          <w:sz w:val="40"/>
+          <w:szCs w:val="40"/>
+        </w:rPr>
+      </w:pPr>
+      <w:r>
+        <w:rPr>
+          <w:rFonts w:ascii="Times New Roman" w:hAnsi="Times New Roman" w:cs="Times New Roman"/>
+          <w:sz w:val="40"/>
+          <w:szCs w:val="40"/>
+        </w:rPr>
+        <w:t>Guetter, c'est comme un chat aux aguets, yeux rivés sur la souris, immobile mais alerte.</w:t>
+      </w:r>
+    </w:p>
+    <w:p>
+      <w:pPr>
+        <w:rPr>
+          <w:rFonts w:ascii="Times New Roman" w:hAnsi="Times New Roman" w:cs="Times New Roman"/>
+          <w:sz w:val="40"/>
+          <w:szCs w:val="40"/>
+        </w:rPr>
+      </w:pPr>
+    </w:p>
+    <w:p>
+      <w:pPr>
+        <w:rPr>
+          <w:rFonts w:ascii="Times New Roman" w:hAnsi="Times New Roman" w:cs="Times New Roman"/>
+          <w:sz w:val="40"/>
+          <w:szCs w:val="40"/>
+        </w:rPr>
+      </w:pPr>
+      <w:r>
+        <w:rPr>
+          <w:rFonts w:ascii="Times New Roman" w:hAnsi="Times New Roman" w:cs="Times New Roman"/>
+          <w:sz w:val="40"/>
+          <w:szCs w:val="40"/>
+        </w:rPr>
+        <w:t>Définition : Observer attentivement en attendant quelque chose, souvent de façon discrète.</w:t>
+      </w:r>
+    </w:p>
+    <w:p>
+      <w:pPr>
+        <w:rPr>
+          <w:rFonts w:ascii="Times New Roman" w:hAnsi="Times New Roman" w:cs="Times New Roman"/>
+          <w:sz w:val="40"/>
+          <w:szCs w:val="40"/>
+        </w:rPr>
+      </w:pPr>
+    </w:p>
+    <w:p>
+      <w:pPr>
+        <w:rPr>
+          <w:rFonts w:ascii="Times New Roman" w:hAnsi="Times New Roman" w:cs="Times New Roman"/>
+          <w:sz w:val="40"/>
+          <w:szCs w:val="40"/>
+        </w:rPr>
+      </w:pPr>
+      <w:r>
+        <w:rPr>
+          <w:rFonts w:ascii="Times New Roman" w:hAnsi="Times New Roman" w:cs="Times New Roman"/>
+          <w:sz w:val="40"/>
+          <w:szCs w:val="40"/>
+        </w:rPr>
+        <w:t>Exemple : Il guettait l'arrivée du train depuis la plateforme.</w:t>
       </w:r>
     </w:p>
     <w:p>
@@ -1224,51 +1832,56 @@
           <w:rFonts w:ascii="Times New Roman" w:hAnsi="Times New Roman" w:cs="Times New Roman"/>
           <w:sz w:val="40"/>
           <w:szCs w:val="40"/>
-        </w:rPr>
-      </w:pPr>
-      <w:r>
-        <w:rPr>
-          <w:rFonts w:ascii="Times New Roman" w:hAnsi="Times New Roman" w:cs="Times New Roman"/>
-          <w:sz w:val="40"/>
-          <w:szCs w:val="40"/>
-        </w:rPr>
-        <w:lastRenderedPageBreak/>
-        <w:t xml:space="preserve">baisser les yeux (vers)    : </w:t>
-      </w:r>
-    </w:p>
-    <w:p>
-      <w:pPr>
-        <w:rPr>
-          <w:rFonts w:ascii="Times New Roman" w:hAnsi="Times New Roman" w:cs="Times New Roman"/>
-          <w:sz w:val="40"/>
-          <w:szCs w:val="40"/>
-        </w:rPr>
-      </w:pPr>
-    </w:p>
-    <w:p>
-      <w:pPr>
-        <w:rPr>
-          <w:rFonts w:ascii="Times New Roman" w:hAnsi="Times New Roman" w:cs="Times New Roman"/>
-          <w:sz w:val="40"/>
-          <w:szCs w:val="40"/>
-        </w:rPr>
-      </w:pPr>
-    </w:p>
-    <w:p>
-      <w:pPr>
-        <w:rPr>
-          <w:rFonts w:ascii="Times New Roman" w:hAnsi="Times New Roman" w:cs="Times New Roman"/>
-          <w:sz w:val="40"/>
-          <w:szCs w:val="40"/>
-        </w:rPr>
-      </w:pPr>
-      <w:r>
-        <w:rPr>
-          <w:rFonts w:ascii="Times New Roman" w:hAnsi="Times New Roman" w:cs="Times New Roman"/>
-          <w:sz w:val="40"/>
-          <w:szCs w:val="40"/>
-        </w:rPr>
-        <w:t>to look down (at)</w:t>
+          <w:lang w:val="en-US"/>
+        </w:rPr>
+      </w:pPr>
+      <w:r>
+        <w:rPr>
+          <w:rFonts w:ascii="Times New Roman" w:hAnsi="Times New Roman" w:cs="Times New Roman"/>
+          <w:sz w:val="40"/>
+          <w:szCs w:val="40"/>
+          <w:lang w:val="en-US"/>
+        </w:rPr>
+        <w:t xml:space="preserve">être aux aguets    : </w:t>
+      </w:r>
+    </w:p>
+    <w:p>
+      <w:pPr>
+        <w:rPr>
+          <w:rFonts w:ascii="Times New Roman" w:hAnsi="Times New Roman" w:cs="Times New Roman"/>
+          <w:sz w:val="40"/>
+          <w:szCs w:val="40"/>
+          <w:lang w:val="en-US"/>
+        </w:rPr>
+      </w:pPr>
+    </w:p>
+    <w:p>
+      <w:pPr>
+        <w:rPr>
+          <w:rFonts w:ascii="Times New Roman" w:hAnsi="Times New Roman" w:cs="Times New Roman"/>
+          <w:sz w:val="40"/>
+          <w:szCs w:val="40"/>
+          <w:lang w:val="en-US"/>
+        </w:rPr>
+      </w:pPr>
+    </w:p>
+    <w:p>
+      <w:pPr>
+        <w:rPr>
+          <w:rFonts w:ascii="Times New Roman" w:hAnsi="Times New Roman" w:cs="Times New Roman"/>
+          <w:sz w:val="40"/>
+          <w:szCs w:val="40"/>
+          <w:lang w:val="en-US"/>
+        </w:rPr>
+      </w:pPr>
+      <w:r>
+        <w:rPr>
+          <w:rFonts w:ascii="Times New Roman" w:hAnsi="Times New Roman" w:cs="Times New Roman"/>
+          <w:sz w:val="40"/>
+          <w:szCs w:val="40"/>
+          <w:lang w:val="en-US"/>
+        </w:rPr>
+        <w:t>to be on the look-out</w:t>
       </w:r>
     </w:p>
     <w:p>
@@ -1302,609 +1915,17 @@
           <w:sz w:val="40"/>
           <w:szCs w:val="40"/>
         </w:rPr>
-        <w:t>Imagine tes yeux comme des projecteurs: baisser les yeux les dirige vers le sol ou un objet bas, au lieu de scruter l'horizon.</w:t>
-      </w:r>
-    </w:p>
-    <w:p>
-      <w:pPr>
-        <w:rPr>
-          <w:rFonts w:ascii="Times New Roman" w:hAnsi="Times New Roman" w:cs="Times New Roman"/>
-          <w:sz w:val="40"/>
-          <w:szCs w:val="40"/>
-        </w:rPr>
-      </w:pPr>
-    </w:p>
-    <w:p>
-      <w:pPr>
-        <w:rPr>
-          <w:rFonts w:ascii="Times New Roman" w:hAnsi="Times New Roman" w:cs="Times New Roman"/>
-          <w:sz w:val="40"/>
-          <w:szCs w:val="40"/>
-        </w:rPr>
-      </w:pPr>
-      <w:r>
-        <w:rPr>
-          <w:rFonts w:ascii="Times New Roman" w:hAnsi="Times New Roman" w:cs="Times New Roman"/>
-          <w:sz w:val="40"/>
-          <w:szCs w:val="40"/>
-        </w:rPr>
-        <w:t>Définition: Diriger le regard vers le bas, vers quelque chose en dessous.</w:t>
-      </w:r>
-    </w:p>
-    <w:p>
-      <w:pPr>
-        <w:rPr>
-          <w:rFonts w:ascii="Times New Roman" w:hAnsi="Times New Roman" w:cs="Times New Roman"/>
-          <w:sz w:val="40"/>
-          <w:szCs w:val="40"/>
-        </w:rPr>
-      </w:pPr>
-    </w:p>
-    <w:p>
-      <w:pPr>
-        <w:rPr>
-          <w:rFonts w:ascii="Times New Roman" w:hAnsi="Times New Roman" w:cs="Times New Roman"/>
-          <w:sz w:val="40"/>
-          <w:szCs w:val="40"/>
-        </w:rPr>
-      </w:pPr>
-      <w:r>
-        <w:rPr>
-          <w:rFonts w:ascii="Times New Roman" w:hAnsi="Times New Roman" w:cs="Times New Roman"/>
-          <w:sz w:val="40"/>
-          <w:szCs w:val="40"/>
-        </w:rPr>
-        <w:t>Exemple: Elle baissa les yeux vers son téléphone.</w:t>
-      </w:r>
-    </w:p>
-    <w:p>
-      <w:pPr>
-        <w:rPr>
-          <w:rFonts w:ascii="Times New Roman" w:hAnsi="Times New Roman" w:cs="Times New Roman"/>
-          <w:sz w:val="40"/>
-          <w:szCs w:val="40"/>
-        </w:rPr>
-      </w:pPr>
-    </w:p>
-    <w:p>
-      <w:pPr>
-        <w:rPr>
-          <w:rFonts w:ascii="Times New Roman" w:hAnsi="Times New Roman" w:cs="Times New Roman"/>
-          <w:sz w:val="40"/>
-          <w:szCs w:val="40"/>
-        </w:rPr>
-      </w:pPr>
-      <w:r>
-        <w:rPr>
-          <w:rFonts w:ascii="Times New Roman" w:hAnsi="Times New Roman" w:cs="Times New Roman"/>
-          <w:sz w:val="40"/>
-          <w:szCs w:val="40"/>
-        </w:rPr>
-        <w:t>Signification: Regarder en bas simplement.</w:t>
-      </w:r>
-    </w:p>
-    <w:p>
-      <w:pPr>
-        <w:rPr>
-          <w:rFonts w:ascii="Times New Roman" w:hAnsi="Times New Roman" w:cs="Times New Roman"/>
-          <w:sz w:val="40"/>
-          <w:szCs w:val="40"/>
-          <w:lang w:val="en-US"/>
-        </w:rPr>
-      </w:pPr>
-      <w:r>
-        <w:rPr>
-          <w:rFonts w:ascii="Times New Roman" w:hAnsi="Times New Roman" w:cs="Times New Roman"/>
-          <w:sz w:val="40"/>
-          <w:szCs w:val="40"/>
-          <w:lang w:val="en-US"/>
-        </w:rPr>
-        <w:t>)</w:t>
-      </w:r>
-    </w:p>
-    <w:p>
-      <w:pPr>
-        <w:rPr>
-          <w:rFonts w:ascii="Times New Roman" w:hAnsi="Times New Roman" w:cs="Times New Roman"/>
-          <w:sz w:val="40"/>
-          <w:szCs w:val="40"/>
-          <w:lang w:val="en-US"/>
-        </w:rPr>
-      </w:pPr>
-    </w:p>
-    <w:p>
-      <w:pPr>
-        <w:rPr>
-          <w:rFonts w:ascii="Times New Roman" w:hAnsi="Times New Roman" w:cs="Times New Roman"/>
-          <w:sz w:val="40"/>
-          <w:szCs w:val="40"/>
-          <w:lang w:val="en-US"/>
-        </w:rPr>
-      </w:pPr>
-    </w:p>
-    <w:p>
-      <w:pPr>
-        <w:rPr>
-          <w:rFonts w:ascii="Times New Roman" w:hAnsi="Times New Roman" w:cs="Times New Roman"/>
-          <w:sz w:val="40"/>
-          <w:szCs w:val="40"/>
-          <w:lang w:val="en-US"/>
-        </w:rPr>
-      </w:pPr>
-      <w:r>
-        <w:rPr>
-          <w:rFonts w:ascii="Times New Roman" w:hAnsi="Times New Roman" w:cs="Times New Roman"/>
-          <w:sz w:val="40"/>
-          <w:szCs w:val="40"/>
-          <w:lang w:val="en-US"/>
-        </w:rPr>
-        <w:t xml:space="preserve">chercher    : </w:t>
-      </w:r>
-    </w:p>
-    <w:p>
-      <w:pPr>
-        <w:rPr>
-          <w:rFonts w:ascii="Times New Roman" w:hAnsi="Times New Roman" w:cs="Times New Roman"/>
-          <w:sz w:val="40"/>
-          <w:szCs w:val="40"/>
-          <w:lang w:val="en-US"/>
-        </w:rPr>
-      </w:pPr>
-    </w:p>
-    <w:p>
-      <w:pPr>
-        <w:rPr>
-          <w:rFonts w:ascii="Times New Roman" w:hAnsi="Times New Roman" w:cs="Times New Roman"/>
-          <w:sz w:val="40"/>
-          <w:szCs w:val="40"/>
-          <w:lang w:val="en-US"/>
-        </w:rPr>
-      </w:pPr>
-    </w:p>
-    <w:p>
-      <w:pPr>
-        <w:rPr>
-          <w:rFonts w:ascii="Times New Roman" w:hAnsi="Times New Roman" w:cs="Times New Roman"/>
-          <w:sz w:val="40"/>
-          <w:szCs w:val="40"/>
-          <w:lang w:val="en-US"/>
-        </w:rPr>
-      </w:pPr>
-      <w:r>
-        <w:rPr>
-          <w:rFonts w:ascii="Times New Roman" w:hAnsi="Times New Roman" w:cs="Times New Roman"/>
-          <w:sz w:val="40"/>
-          <w:szCs w:val="40"/>
-          <w:lang w:val="en-US"/>
-        </w:rPr>
-        <w:t>to look for - to look up</w:t>
-      </w:r>
-    </w:p>
-    <w:p>
-      <w:pPr>
-        <w:rPr>
-          <w:rFonts w:ascii="Times New Roman" w:hAnsi="Times New Roman" w:cs="Times New Roman"/>
-          <w:sz w:val="40"/>
-          <w:szCs w:val="40"/>
-        </w:rPr>
-      </w:pPr>
-      <w:r>
-        <w:rPr>
-          <w:rFonts w:ascii="Times New Roman" w:hAnsi="Times New Roman" w:cs="Times New Roman"/>
-          <w:sz w:val="40"/>
-          <w:szCs w:val="40"/>
-        </w:rPr>
-        <w:t>(</w:t>
-      </w:r>
-    </w:p>
-    <w:p>
-      <w:pPr>
-        <w:rPr>
-          <w:rFonts w:ascii="Times New Roman" w:hAnsi="Times New Roman" w:cs="Times New Roman"/>
-          <w:sz w:val="40"/>
-          <w:szCs w:val="40"/>
-        </w:rPr>
-      </w:pPr>
-      <w:r>
-        <w:rPr>
-          <w:rFonts w:ascii="Times New Roman" w:hAnsi="Times New Roman" w:cs="Times New Roman"/>
-          <w:sz w:val="40"/>
-          <w:szCs w:val="40"/>
-        </w:rPr>
-        <w:t>Comme un détective qui fouille une scène de crime avec ses yeux pour dénicher l'indice caché, "chercher" scrute le monde visuel.</w:t>
-      </w:r>
-    </w:p>
-    <w:p>
-      <w:pPr>
-        <w:rPr>
-          <w:rFonts w:ascii="Times New Roman" w:hAnsi="Times New Roman" w:cs="Times New Roman"/>
-          <w:sz w:val="40"/>
-          <w:szCs w:val="40"/>
-        </w:rPr>
-      </w:pPr>
-    </w:p>
-    <w:p>
-      <w:pPr>
-        <w:rPr>
-          <w:rFonts w:ascii="Times New Roman" w:hAnsi="Times New Roman" w:cs="Times New Roman"/>
-          <w:sz w:val="40"/>
-          <w:szCs w:val="40"/>
-        </w:rPr>
-      </w:pPr>
-      <w:r>
-        <w:rPr>
-          <w:rFonts w:ascii="Times New Roman" w:hAnsi="Times New Roman" w:cs="Times New Roman"/>
-          <w:sz w:val="40"/>
-          <w:szCs w:val="40"/>
-        </w:rPr>
-        <w:lastRenderedPageBreak/>
-        <w:t>Définition : Diriger son regard pour trouver ou repérer quelque chose de spécifique.</w:t>
-      </w:r>
-    </w:p>
-    <w:p>
-      <w:pPr>
-        <w:rPr>
-          <w:rFonts w:ascii="Times New Roman" w:hAnsi="Times New Roman" w:cs="Times New Roman"/>
-          <w:sz w:val="40"/>
-          <w:szCs w:val="40"/>
-        </w:rPr>
-      </w:pPr>
-    </w:p>
-    <w:p>
-      <w:pPr>
-        <w:rPr>
-          <w:rFonts w:ascii="Times New Roman" w:hAnsi="Times New Roman" w:cs="Times New Roman"/>
-          <w:sz w:val="40"/>
-          <w:szCs w:val="40"/>
-        </w:rPr>
-      </w:pPr>
-      <w:r>
-        <w:rPr>
-          <w:rFonts w:ascii="Times New Roman" w:hAnsi="Times New Roman" w:cs="Times New Roman"/>
-          <w:sz w:val="40"/>
-          <w:szCs w:val="40"/>
-        </w:rPr>
-        <w:t>Exemple : Je cherche mes lunettes sur la table.</w:t>
-      </w:r>
-    </w:p>
-    <w:p>
-      <w:pPr>
-        <w:rPr>
-          <w:rFonts w:ascii="Times New Roman" w:hAnsi="Times New Roman" w:cs="Times New Roman"/>
-          <w:sz w:val="40"/>
-          <w:szCs w:val="40"/>
-        </w:rPr>
-      </w:pPr>
-    </w:p>
-    <w:p>
-      <w:pPr>
-        <w:rPr>
-          <w:rFonts w:ascii="Times New Roman" w:hAnsi="Times New Roman" w:cs="Times New Roman"/>
-          <w:sz w:val="40"/>
-          <w:szCs w:val="40"/>
-        </w:rPr>
-      </w:pPr>
-      <w:r>
-        <w:rPr>
-          <w:rFonts w:ascii="Times New Roman" w:hAnsi="Times New Roman" w:cs="Times New Roman"/>
-          <w:sz w:val="40"/>
-          <w:szCs w:val="40"/>
-        </w:rPr>
-        <w:t>Signification simple : Regarder pour trouver.</w:t>
-      </w:r>
-    </w:p>
-    <w:p>
-      <w:pPr>
-        <w:rPr>
-          <w:rFonts w:ascii="Times New Roman" w:hAnsi="Times New Roman" w:cs="Times New Roman"/>
-          <w:sz w:val="40"/>
-          <w:szCs w:val="40"/>
-        </w:rPr>
-      </w:pPr>
-      <w:r>
-        <w:rPr>
-          <w:rFonts w:ascii="Times New Roman" w:hAnsi="Times New Roman" w:cs="Times New Roman"/>
-          <w:sz w:val="40"/>
-          <w:szCs w:val="40"/>
-        </w:rPr>
-        <w:t>)</w:t>
-      </w:r>
-    </w:p>
-    <w:p>
-      <w:pPr>
-        <w:rPr>
-          <w:rFonts w:ascii="Times New Roman" w:hAnsi="Times New Roman" w:cs="Times New Roman"/>
-          <w:sz w:val="40"/>
-          <w:szCs w:val="40"/>
-        </w:rPr>
-      </w:pPr>
-    </w:p>
-    <w:p>
-      <w:pPr>
-        <w:rPr>
-          <w:rFonts w:ascii="Times New Roman" w:hAnsi="Times New Roman" w:cs="Times New Roman"/>
-          <w:sz w:val="40"/>
-          <w:szCs w:val="40"/>
-        </w:rPr>
-      </w:pPr>
-    </w:p>
-    <w:p>
-      <w:pPr>
-        <w:rPr>
-          <w:rFonts w:ascii="Times New Roman" w:hAnsi="Times New Roman" w:cs="Times New Roman"/>
-          <w:sz w:val="40"/>
-          <w:szCs w:val="40"/>
-        </w:rPr>
-      </w:pPr>
-      <w:r>
-        <w:rPr>
-          <w:rFonts w:ascii="Times New Roman" w:hAnsi="Times New Roman" w:cs="Times New Roman"/>
-          <w:sz w:val="40"/>
-          <w:szCs w:val="40"/>
-        </w:rPr>
-        <w:t xml:space="preserve">guetter    : </w:t>
-      </w:r>
-    </w:p>
-    <w:p>
-      <w:pPr>
-        <w:rPr>
-          <w:rFonts w:ascii="Times New Roman" w:hAnsi="Times New Roman" w:cs="Times New Roman"/>
-          <w:sz w:val="40"/>
-          <w:szCs w:val="40"/>
-        </w:rPr>
-      </w:pPr>
-    </w:p>
-    <w:p>
-      <w:pPr>
-        <w:rPr>
-          <w:rFonts w:ascii="Times New Roman" w:hAnsi="Times New Roman" w:cs="Times New Roman"/>
-          <w:sz w:val="40"/>
-          <w:szCs w:val="40"/>
-        </w:rPr>
-      </w:pPr>
-    </w:p>
-    <w:p>
-      <w:pPr>
-        <w:rPr>
-          <w:rFonts w:ascii="Times New Roman" w:hAnsi="Times New Roman" w:cs="Times New Roman"/>
-          <w:sz w:val="40"/>
-          <w:szCs w:val="40"/>
-        </w:rPr>
-      </w:pPr>
-      <w:r>
-        <w:rPr>
-          <w:rFonts w:ascii="Times New Roman" w:hAnsi="Times New Roman" w:cs="Times New Roman"/>
-          <w:sz w:val="40"/>
-          <w:szCs w:val="40"/>
-        </w:rPr>
-        <w:t>to look out</w:t>
-      </w:r>
-    </w:p>
-    <w:p>
-      <w:pPr>
-        <w:rPr>
-          <w:rFonts w:ascii="Times New Roman" w:hAnsi="Times New Roman" w:cs="Times New Roman"/>
-          <w:sz w:val="40"/>
-          <w:szCs w:val="40"/>
-        </w:rPr>
-      </w:pPr>
-      <w:r>
-        <w:rPr>
-          <w:rFonts w:ascii="Times New Roman" w:hAnsi="Times New Roman" w:cs="Times New Roman"/>
-          <w:sz w:val="40"/>
-          <w:szCs w:val="40"/>
-        </w:rPr>
-        <w:t>(</w:t>
-      </w:r>
-    </w:p>
-    <w:p>
-      <w:pPr>
-        <w:rPr>
-          <w:rFonts w:ascii="Times New Roman" w:hAnsi="Times New Roman" w:cs="Times New Roman"/>
-          <w:sz w:val="40"/>
-          <w:szCs w:val="40"/>
-        </w:rPr>
-      </w:pPr>
-      <w:r>
-        <w:rPr>
-          <w:rFonts w:ascii="Times New Roman" w:hAnsi="Times New Roman" w:cs="Times New Roman"/>
-          <w:sz w:val="40"/>
-          <w:szCs w:val="40"/>
-        </w:rPr>
-        <w:t>Guetter, c'est comme un chat aux aguets, yeux rivés sur la souris, immobile mais alerte.</w:t>
-      </w:r>
-    </w:p>
-    <w:p>
-      <w:pPr>
-        <w:rPr>
-          <w:rFonts w:ascii="Times New Roman" w:hAnsi="Times New Roman" w:cs="Times New Roman"/>
-          <w:sz w:val="40"/>
-          <w:szCs w:val="40"/>
-        </w:rPr>
-      </w:pPr>
-    </w:p>
-    <w:p>
-      <w:pPr>
-        <w:rPr>
-          <w:rFonts w:ascii="Times New Roman" w:hAnsi="Times New Roman" w:cs="Times New Roman"/>
-          <w:sz w:val="40"/>
-          <w:szCs w:val="40"/>
-        </w:rPr>
-      </w:pPr>
-      <w:r>
-        <w:rPr>
-          <w:rFonts w:ascii="Times New Roman" w:hAnsi="Times New Roman" w:cs="Times New Roman"/>
-          <w:sz w:val="40"/>
-          <w:szCs w:val="40"/>
-        </w:rPr>
-        <w:t>Définition : Observer attentivement en attendant quelque chose, souvent de façon discrète.</w:t>
-      </w:r>
-    </w:p>
-    <w:p>
-      <w:pPr>
-        <w:rPr>
-          <w:rFonts w:ascii="Times New Roman" w:hAnsi="Times New Roman" w:cs="Times New Roman"/>
-          <w:sz w:val="40"/>
-          <w:szCs w:val="40"/>
-        </w:rPr>
-      </w:pPr>
-    </w:p>
-    <w:p>
-      <w:pPr>
-        <w:rPr>
-          <w:rFonts w:ascii="Times New Roman" w:hAnsi="Times New Roman" w:cs="Times New Roman"/>
-          <w:sz w:val="40"/>
-          <w:szCs w:val="40"/>
-        </w:rPr>
-      </w:pPr>
-      <w:r>
-        <w:rPr>
-          <w:rFonts w:ascii="Times New Roman" w:hAnsi="Times New Roman" w:cs="Times New Roman"/>
-          <w:sz w:val="40"/>
-          <w:szCs w:val="40"/>
-        </w:rPr>
-        <w:t>Exemple : Il guettait l'arrivée du train depuis la plateforme.</w:t>
-      </w:r>
-    </w:p>
-    <w:p>
-      <w:pPr>
-        <w:rPr>
-          <w:rFonts w:ascii="Times New Roman" w:hAnsi="Times New Roman" w:cs="Times New Roman"/>
-          <w:sz w:val="40"/>
-          <w:szCs w:val="40"/>
-        </w:rPr>
-      </w:pPr>
-    </w:p>
-    <w:p>
-      <w:pPr>
-        <w:rPr>
-          <w:rFonts w:ascii="Times New Roman" w:hAnsi="Times New Roman" w:cs="Times New Roman"/>
-          <w:sz w:val="40"/>
-          <w:szCs w:val="40"/>
-        </w:rPr>
-      </w:pPr>
-      <w:r>
-        <w:rPr>
-          <w:rFonts w:ascii="Times New Roman" w:hAnsi="Times New Roman" w:cs="Times New Roman"/>
-          <w:sz w:val="40"/>
-          <w:szCs w:val="40"/>
-        </w:rPr>
-        <w:t>Signification simple : Regarder en attendant patiemment.</w:t>
-      </w:r>
-    </w:p>
-    <w:p>
-      <w:pPr>
-        <w:rPr>
-          <w:rFonts w:ascii="Times New Roman" w:hAnsi="Times New Roman" w:cs="Times New Roman"/>
-          <w:sz w:val="40"/>
-          <w:szCs w:val="40"/>
-          <w:lang w:val="en-US"/>
-        </w:rPr>
-      </w:pPr>
-      <w:r>
-        <w:rPr>
-          <w:rFonts w:ascii="Times New Roman" w:hAnsi="Times New Roman" w:cs="Times New Roman"/>
-          <w:sz w:val="40"/>
-          <w:szCs w:val="40"/>
-          <w:lang w:val="en-US"/>
-        </w:rPr>
-        <w:t>)</w:t>
-      </w:r>
-    </w:p>
-    <w:p>
-      <w:pPr>
-        <w:rPr>
-          <w:rFonts w:ascii="Times New Roman" w:hAnsi="Times New Roman" w:cs="Times New Roman"/>
-          <w:sz w:val="40"/>
-          <w:szCs w:val="40"/>
-          <w:lang w:val="en-US"/>
-        </w:rPr>
-      </w:pPr>
-    </w:p>
-    <w:p>
-      <w:pPr>
-        <w:rPr>
-          <w:rFonts w:ascii="Times New Roman" w:hAnsi="Times New Roman" w:cs="Times New Roman"/>
-          <w:sz w:val="40"/>
-          <w:szCs w:val="40"/>
-          <w:lang w:val="en-US"/>
-        </w:rPr>
-      </w:pPr>
-    </w:p>
-    <w:p>
-      <w:pPr>
-        <w:rPr>
-          <w:rFonts w:ascii="Times New Roman" w:hAnsi="Times New Roman" w:cs="Times New Roman"/>
-          <w:sz w:val="40"/>
-          <w:szCs w:val="40"/>
-          <w:lang w:val="en-US"/>
-        </w:rPr>
-      </w:pPr>
-      <w:r>
-        <w:rPr>
-          <w:rFonts w:ascii="Times New Roman" w:hAnsi="Times New Roman" w:cs="Times New Roman"/>
-          <w:sz w:val="40"/>
-          <w:szCs w:val="40"/>
-          <w:lang w:val="en-US"/>
-        </w:rPr>
-        <w:t xml:space="preserve">être aux aguets    : </w:t>
-      </w:r>
-    </w:p>
-    <w:p>
-      <w:pPr>
-        <w:rPr>
-          <w:rFonts w:ascii="Times New Roman" w:hAnsi="Times New Roman" w:cs="Times New Roman"/>
-          <w:sz w:val="40"/>
-          <w:szCs w:val="40"/>
-          <w:lang w:val="en-US"/>
-        </w:rPr>
-      </w:pPr>
-    </w:p>
-    <w:p>
-      <w:pPr>
-        <w:rPr>
-          <w:rFonts w:ascii="Times New Roman" w:hAnsi="Times New Roman" w:cs="Times New Roman"/>
-          <w:sz w:val="40"/>
-          <w:szCs w:val="40"/>
-          <w:lang w:val="en-US"/>
-        </w:rPr>
-      </w:pPr>
-    </w:p>
-    <w:p>
-      <w:pPr>
-        <w:rPr>
-          <w:rFonts w:ascii="Times New Roman" w:hAnsi="Times New Roman" w:cs="Times New Roman"/>
-          <w:sz w:val="40"/>
-          <w:szCs w:val="40"/>
-          <w:lang w:val="en-US"/>
-        </w:rPr>
-      </w:pPr>
-      <w:r>
-        <w:rPr>
-          <w:rFonts w:ascii="Times New Roman" w:hAnsi="Times New Roman" w:cs="Times New Roman"/>
-          <w:sz w:val="40"/>
-          <w:szCs w:val="40"/>
-          <w:lang w:val="en-US"/>
-        </w:rPr>
-        <w:t>to be on the look-out</w:t>
-      </w:r>
-    </w:p>
-    <w:p>
-      <w:pPr>
-        <w:rPr>
-          <w:rFonts w:ascii="Times New Roman" w:hAnsi="Times New Roman" w:cs="Times New Roman"/>
-          <w:sz w:val="40"/>
-          <w:szCs w:val="40"/>
-        </w:rPr>
-      </w:pPr>
-      <w:r>
-        <w:rPr>
-          <w:rFonts w:ascii="Times New Roman" w:hAnsi="Times New Roman" w:cs="Times New Roman"/>
-          <w:sz w:val="40"/>
-          <w:szCs w:val="40"/>
-        </w:rPr>
-        <w:t>(</w:t>
-      </w:r>
+        <w:t>Signification simple : Veiller attentivement aux dangers.</w:t>
+      </w:r>
+    </w:p>
+    <w:p>
+      <w:pPr>
+        <w:rPr>
+          <w:rFonts w:ascii="Times New Roman" w:hAnsi="Times New Roman" w:cs="Times New Roman"/>
+          <w:sz w:val="40"/>
+          <w:szCs w:val="40"/>
+        </w:rPr>
+      </w:pPr>
     </w:p>
     <w:p>
       <w:pPr>
@@ -1947,32 +1968,6 @@
           <w:szCs w:val="40"/>
         </w:rPr>
         <w:t>Définition : Rester vigilant, attentif aux moindres signes autour de soi.</w:t>
-      </w:r>
-    </w:p>
-    <w:p>
-      <w:pPr>
-        <w:rPr>
-          <w:rFonts w:ascii="Times New Roman" w:hAnsi="Times New Roman" w:cs="Times New Roman"/>
-          <w:sz w:val="40"/>
-          <w:szCs w:val="40"/>
-        </w:rPr>
-      </w:pPr>
-    </w:p>
-    <w:p>
-      <w:pPr>
-        <w:rPr>
-          <w:rFonts w:ascii="Times New Roman" w:hAnsi="Times New Roman" w:cs="Times New Roman"/>
-          <w:sz w:val="40"/>
-          <w:szCs w:val="40"/>
-        </w:rPr>
-      </w:pPr>
-      <w:r>
-        <w:rPr>
-          <w:rFonts w:ascii="Times New Roman" w:hAnsi="Times New Roman" w:cs="Times New Roman"/>
-          <w:sz w:val="40"/>
-          <w:szCs w:val="40"/>
-        </w:rPr>
-        <w:t>Exemple : Le chasseur est aux aguets dans la forêt sombre.</w:t>
       </w:r>
     </w:p>
     <w:p>
@@ -2000,7 +1995,7 @@
           <w:sz w:val="40"/>
           <w:szCs w:val="40"/>
         </w:rPr>
-        <w:t>Signification simple : Veiller attentivement aux dangers.</w:t>
+        <w:t>Exemple : Le chasseur est aux aguets dans la forêt sombre.</w:t>
       </w:r>
     </w:p>
     <w:p>
